--- a/Smart Classroom Management Software for Enhanced Learning Environments (1).docx
+++ b/Smart Classroom Management Software for Enhanced Learning Environments (1).docx
@@ -392,25 +392,7 @@
           <w:sz w:val="48"/>
           <w:szCs w:val="48"/>
         </w:rPr>
-        <w:t xml:space="preserve">Store and </w:t>
-      </w:r>
-      <w:proofErr w:type="spellStart"/>
-      <w:r>
-        <w:rPr>
-          <w:rFonts w:ascii="Times New Roman" w:hAnsi="Times New Roman" w:cs="Times New Roman"/>
-          <w:sz w:val="48"/>
-          <w:szCs w:val="48"/>
-        </w:rPr>
-        <w:t>analyze</w:t>
-      </w:r>
-      <w:proofErr w:type="spellEnd"/>
-      <w:r>
-        <w:rPr>
-          <w:rFonts w:ascii="Times New Roman" w:hAnsi="Times New Roman" w:cs="Times New Roman"/>
-          <w:sz w:val="48"/>
-          <w:szCs w:val="48"/>
-        </w:rPr>
-        <w:t xml:space="preserve"> academic results. </w:t>
+        <w:t xml:space="preserve">Store and analyze academic results. </w:t>
       </w:r>
     </w:p>
     <w:p>
@@ -3363,23 +3345,13 @@
                                 <w:szCs w:val="48"/>
                               </w:rPr>
                             </w:pPr>
-                            <w:proofErr w:type="spellStart"/>
                             <w:r>
                               <w:rPr>
                                 <w:rFonts w:ascii="Times New Roman" w:hAnsi="Times New Roman" w:cs="Times New Roman"/>
                                 <w:sz w:val="48"/>
                                 <w:szCs w:val="48"/>
                               </w:rPr>
-                              <w:t>Result_ID</w:t>
-                            </w:r>
-                            <w:proofErr w:type="spellEnd"/>
-                            <w:r>
-                              <w:rPr>
-                                <w:rFonts w:ascii="Times New Roman" w:hAnsi="Times New Roman" w:cs="Times New Roman"/>
-                                <w:sz w:val="48"/>
-                                <w:szCs w:val="48"/>
-                              </w:rPr>
-                              <w:t xml:space="preserve"> </w:t>
+                              <w:t xml:space="preserve">Result_ID </w:t>
                             </w:r>
                             <w:r>
                               <w:rPr>
@@ -3388,25 +3360,7 @@
                                 <w:szCs w:val="48"/>
                               </w:rPr>
                               <w:br/>
-                              <w:t xml:space="preserve"> </w:t>
-                            </w:r>
-                            <w:proofErr w:type="spellStart"/>
-                            <w:r>
-                              <w:rPr>
-                                <w:rFonts w:ascii="Times New Roman" w:hAnsi="Times New Roman" w:cs="Times New Roman"/>
-                                <w:sz w:val="48"/>
-                                <w:szCs w:val="48"/>
-                              </w:rPr>
-                              <w:t>Student_ID</w:t>
-                            </w:r>
-                            <w:proofErr w:type="spellEnd"/>
-                            <w:r>
-                              <w:rPr>
-                                <w:rFonts w:ascii="Times New Roman" w:hAnsi="Times New Roman" w:cs="Times New Roman"/>
-                                <w:sz w:val="48"/>
-                                <w:szCs w:val="48"/>
-                              </w:rPr>
-                              <w:t xml:space="preserve"> </w:t>
+                              <w:t xml:space="preserve"> Student_ID </w:t>
                             </w:r>
                             <w:r>
                               <w:rPr>
@@ -3508,23 +3462,13 @@
                           <w:szCs w:val="48"/>
                         </w:rPr>
                       </w:pPr>
-                      <w:proofErr w:type="spellStart"/>
                       <w:r>
                         <w:rPr>
                           <w:rFonts w:ascii="Times New Roman" w:hAnsi="Times New Roman" w:cs="Times New Roman"/>
                           <w:sz w:val="48"/>
                           <w:szCs w:val="48"/>
                         </w:rPr>
-                        <w:t>Result_ID</w:t>
-                      </w:r>
-                      <w:proofErr w:type="spellEnd"/>
-                      <w:r>
-                        <w:rPr>
-                          <w:rFonts w:ascii="Times New Roman" w:hAnsi="Times New Roman" w:cs="Times New Roman"/>
-                          <w:sz w:val="48"/>
-                          <w:szCs w:val="48"/>
-                        </w:rPr>
-                        <w:t xml:space="preserve"> </w:t>
+                        <w:t xml:space="preserve">Result_ID </w:t>
                       </w:r>
                       <w:r>
                         <w:rPr>
@@ -3533,25 +3477,7 @@
                           <w:szCs w:val="48"/>
                         </w:rPr>
                         <w:br/>
-                        <w:t xml:space="preserve"> </w:t>
-                      </w:r>
-                      <w:proofErr w:type="spellStart"/>
-                      <w:r>
-                        <w:rPr>
-                          <w:rFonts w:ascii="Times New Roman" w:hAnsi="Times New Roman" w:cs="Times New Roman"/>
-                          <w:sz w:val="48"/>
-                          <w:szCs w:val="48"/>
-                        </w:rPr>
-                        <w:t>Student_ID</w:t>
-                      </w:r>
-                      <w:proofErr w:type="spellEnd"/>
-                      <w:r>
-                        <w:rPr>
-                          <w:rFonts w:ascii="Times New Roman" w:hAnsi="Times New Roman" w:cs="Times New Roman"/>
-                          <w:sz w:val="48"/>
-                          <w:szCs w:val="48"/>
-                        </w:rPr>
-                        <w:t xml:space="preserve"> </w:t>
+                        <w:t xml:space="preserve"> Student_ID </w:t>
                       </w:r>
                       <w:r>
                         <w:rPr>
@@ -3789,7 +3715,6 @@
                                 <w:szCs w:val="48"/>
                               </w:rPr>
                             </w:pPr>
-                            <w:proofErr w:type="spellStart"/>
                             <w:r>
                               <w:rPr>
                                 <w:rFonts w:ascii="Times New Roman" w:hAnsi="Times New Roman" w:cs="Times New Roman"/>
@@ -3798,7 +3723,6 @@
                               </w:rPr>
                               <w:t>Attendance_ID</w:t>
                             </w:r>
-                            <w:proofErr w:type="spellEnd"/>
                             <w:r>
                               <w:rPr>
                                 <w:rFonts w:ascii="Times New Roman" w:hAnsi="Times New Roman" w:cs="Times New Roman"/>
@@ -3806,25 +3730,7 @@
                                 <w:szCs w:val="48"/>
                               </w:rPr>
                               <w:br/>
-                              <w:t xml:space="preserve"> </w:t>
-                            </w:r>
-                            <w:proofErr w:type="spellStart"/>
-                            <w:r>
-                              <w:rPr>
-                                <w:rFonts w:ascii="Times New Roman" w:hAnsi="Times New Roman" w:cs="Times New Roman"/>
-                                <w:sz w:val="48"/>
-                                <w:szCs w:val="48"/>
-                              </w:rPr>
-                              <w:t>Student_ID</w:t>
-                            </w:r>
-                            <w:proofErr w:type="spellEnd"/>
-                            <w:r>
-                              <w:rPr>
-                                <w:rFonts w:ascii="Times New Roman" w:hAnsi="Times New Roman" w:cs="Times New Roman"/>
-                                <w:sz w:val="48"/>
-                                <w:szCs w:val="48"/>
-                              </w:rPr>
-                              <w:t xml:space="preserve"> </w:t>
+                              <w:t xml:space="preserve"> Student_ID </w:t>
                             </w:r>
                             <w:r>
                               <w:rPr>
@@ -3908,7 +3814,6 @@
                           <w:szCs w:val="48"/>
                         </w:rPr>
                       </w:pPr>
-                      <w:proofErr w:type="spellStart"/>
                       <w:r>
                         <w:rPr>
                           <w:rFonts w:ascii="Times New Roman" w:hAnsi="Times New Roman" w:cs="Times New Roman"/>
@@ -3917,7 +3822,6 @@
                         </w:rPr>
                         <w:t>Attendance_ID</w:t>
                       </w:r>
-                      <w:proofErr w:type="spellEnd"/>
                       <w:r>
                         <w:rPr>
                           <w:rFonts w:ascii="Times New Roman" w:hAnsi="Times New Roman" w:cs="Times New Roman"/>
@@ -3925,25 +3829,7 @@
                           <w:szCs w:val="48"/>
                         </w:rPr>
                         <w:br/>
-                        <w:t xml:space="preserve"> </w:t>
-                      </w:r>
-                      <w:proofErr w:type="spellStart"/>
-                      <w:r>
-                        <w:rPr>
-                          <w:rFonts w:ascii="Times New Roman" w:hAnsi="Times New Roman" w:cs="Times New Roman"/>
-                          <w:sz w:val="48"/>
-                          <w:szCs w:val="48"/>
-                        </w:rPr>
-                        <w:t>Student_ID</w:t>
-                      </w:r>
-                      <w:proofErr w:type="spellEnd"/>
-                      <w:r>
-                        <w:rPr>
-                          <w:rFonts w:ascii="Times New Roman" w:hAnsi="Times New Roman" w:cs="Times New Roman"/>
-                          <w:sz w:val="48"/>
-                          <w:szCs w:val="48"/>
-                        </w:rPr>
-                        <w:t xml:space="preserve"> </w:t>
+                        <w:t xml:space="preserve"> Student_ID </w:t>
                       </w:r>
                       <w:r>
                         <w:rPr>
@@ -4214,23 +4100,13 @@
                                 <w:szCs w:val="48"/>
                               </w:rPr>
                             </w:pPr>
-                            <w:proofErr w:type="spellStart"/>
                             <w:r>
                               <w:rPr>
                                 <w:rFonts w:ascii="Times New Roman" w:hAnsi="Times New Roman" w:cs="Times New Roman"/>
                                 <w:sz w:val="48"/>
                                 <w:szCs w:val="48"/>
                               </w:rPr>
-                              <w:t>Student_ID</w:t>
-                            </w:r>
-                            <w:proofErr w:type="spellEnd"/>
-                            <w:r>
-                              <w:rPr>
-                                <w:rFonts w:ascii="Times New Roman" w:hAnsi="Times New Roman" w:cs="Times New Roman"/>
-                                <w:sz w:val="48"/>
-                                <w:szCs w:val="48"/>
-                              </w:rPr>
-                              <w:t xml:space="preserve"> </w:t>
+                              <w:t xml:space="preserve">Student_ID </w:t>
                             </w:r>
                             <w:r>
                               <w:rPr>
@@ -4329,23 +4205,13 @@
                           <w:szCs w:val="48"/>
                         </w:rPr>
                       </w:pPr>
-                      <w:proofErr w:type="spellStart"/>
                       <w:r>
                         <w:rPr>
                           <w:rFonts w:ascii="Times New Roman" w:hAnsi="Times New Roman" w:cs="Times New Roman"/>
                           <w:sz w:val="48"/>
                           <w:szCs w:val="48"/>
                         </w:rPr>
-                        <w:t>Student_ID</w:t>
-                      </w:r>
-                      <w:proofErr w:type="spellEnd"/>
-                      <w:r>
-                        <w:rPr>
-                          <w:rFonts w:ascii="Times New Roman" w:hAnsi="Times New Roman" w:cs="Times New Roman"/>
-                          <w:sz w:val="48"/>
-                          <w:szCs w:val="48"/>
-                        </w:rPr>
-                        <w:t xml:space="preserve"> </w:t>
+                        <w:t xml:space="preserve">Student_ID </w:t>
                       </w:r>
                       <w:r>
                         <w:rPr>
@@ -4702,23 +4568,13 @@
                                 <w:szCs w:val="48"/>
                               </w:rPr>
                             </w:pPr>
-                            <w:proofErr w:type="spellStart"/>
                             <w:r>
                               <w:rPr>
                                 <w:rFonts w:ascii="Times New Roman" w:hAnsi="Times New Roman" w:cs="Times New Roman"/>
                                 <w:sz w:val="48"/>
                                 <w:szCs w:val="48"/>
                               </w:rPr>
-                              <w:t>Assignment_ID</w:t>
-                            </w:r>
-                            <w:proofErr w:type="spellEnd"/>
-                            <w:r>
-                              <w:rPr>
-                                <w:rFonts w:ascii="Times New Roman" w:hAnsi="Times New Roman" w:cs="Times New Roman"/>
-                                <w:sz w:val="48"/>
-                                <w:szCs w:val="48"/>
-                              </w:rPr>
-                              <w:t xml:space="preserve"> </w:t>
+                              <w:t xml:space="preserve">Assignment_ID </w:t>
                             </w:r>
                             <w:r>
                               <w:rPr>
@@ -4736,25 +4592,7 @@
                                 <w:szCs w:val="48"/>
                               </w:rPr>
                               <w:br/>
-                              <w:t xml:space="preserve"> </w:t>
-                            </w:r>
-                            <w:proofErr w:type="spellStart"/>
-                            <w:r>
-                              <w:rPr>
-                                <w:rFonts w:ascii="Times New Roman" w:hAnsi="Times New Roman" w:cs="Times New Roman"/>
-                                <w:sz w:val="48"/>
-                                <w:szCs w:val="48"/>
-                              </w:rPr>
-                              <w:t>Due_Date</w:t>
-                            </w:r>
-                            <w:proofErr w:type="spellEnd"/>
-                            <w:r>
-                              <w:rPr>
-                                <w:rFonts w:ascii="Times New Roman" w:hAnsi="Times New Roman" w:cs="Times New Roman"/>
-                                <w:sz w:val="48"/>
-                                <w:szCs w:val="48"/>
-                              </w:rPr>
-                              <w:t xml:space="preserve"> </w:t>
+                              <w:t xml:space="preserve"> Due_Date </w:t>
                             </w:r>
                           </w:p>
                           <w:p>
@@ -4858,23 +4696,13 @@
                           <w:szCs w:val="48"/>
                         </w:rPr>
                       </w:pPr>
-                      <w:proofErr w:type="spellStart"/>
                       <w:r>
                         <w:rPr>
                           <w:rFonts w:ascii="Times New Roman" w:hAnsi="Times New Roman" w:cs="Times New Roman"/>
                           <w:sz w:val="48"/>
                           <w:szCs w:val="48"/>
                         </w:rPr>
-                        <w:t>Assignment_ID</w:t>
-                      </w:r>
-                      <w:proofErr w:type="spellEnd"/>
-                      <w:r>
-                        <w:rPr>
-                          <w:rFonts w:ascii="Times New Roman" w:hAnsi="Times New Roman" w:cs="Times New Roman"/>
-                          <w:sz w:val="48"/>
-                          <w:szCs w:val="48"/>
-                        </w:rPr>
-                        <w:t xml:space="preserve"> </w:t>
+                        <w:t xml:space="preserve">Assignment_ID </w:t>
                       </w:r>
                       <w:r>
                         <w:rPr>
@@ -4892,25 +4720,7 @@
                           <w:szCs w:val="48"/>
                         </w:rPr>
                         <w:br/>
-                        <w:t xml:space="preserve"> </w:t>
-                      </w:r>
-                      <w:proofErr w:type="spellStart"/>
-                      <w:r>
-                        <w:rPr>
-                          <w:rFonts w:ascii="Times New Roman" w:hAnsi="Times New Roman" w:cs="Times New Roman"/>
-                          <w:sz w:val="48"/>
-                          <w:szCs w:val="48"/>
-                        </w:rPr>
-                        <w:t>Due_Date</w:t>
-                      </w:r>
-                      <w:proofErr w:type="spellEnd"/>
-                      <w:r>
-                        <w:rPr>
-                          <w:rFonts w:ascii="Times New Roman" w:hAnsi="Times New Roman" w:cs="Times New Roman"/>
-                          <w:sz w:val="48"/>
-                          <w:szCs w:val="48"/>
-                        </w:rPr>
-                        <w:t xml:space="preserve"> </w:t>
+                        <w:t xml:space="preserve"> Due_Date </w:t>
                       </w:r>
                     </w:p>
                     <w:p>
@@ -5227,23 +5037,13 @@
                                 <w:szCs w:val="48"/>
                               </w:rPr>
                             </w:pPr>
-                            <w:proofErr w:type="spellStart"/>
                             <w:r>
                               <w:rPr>
                                 <w:rFonts w:ascii="Times New Roman" w:hAnsi="Times New Roman" w:cs="Times New Roman"/>
                                 <w:sz w:val="48"/>
                                 <w:szCs w:val="48"/>
                               </w:rPr>
-                              <w:t>Teacher_ID</w:t>
-                            </w:r>
-                            <w:proofErr w:type="spellEnd"/>
-                            <w:r>
-                              <w:rPr>
-                                <w:rFonts w:ascii="Times New Roman" w:hAnsi="Times New Roman" w:cs="Times New Roman"/>
-                                <w:sz w:val="48"/>
-                                <w:szCs w:val="48"/>
-                              </w:rPr>
-                              <w:t xml:space="preserve"> </w:t>
+                              <w:t xml:space="preserve">Teacher_ID </w:t>
                             </w:r>
                             <w:r>
                               <w:rPr>
@@ -5375,23 +5175,13 @@
                           <w:szCs w:val="48"/>
                         </w:rPr>
                       </w:pPr>
-                      <w:proofErr w:type="spellStart"/>
                       <w:r>
                         <w:rPr>
                           <w:rFonts w:ascii="Times New Roman" w:hAnsi="Times New Roman" w:cs="Times New Roman"/>
                           <w:sz w:val="48"/>
                           <w:szCs w:val="48"/>
                         </w:rPr>
-                        <w:t>Teacher_ID</w:t>
-                      </w:r>
-                      <w:proofErr w:type="spellEnd"/>
-                      <w:r>
-                        <w:rPr>
-                          <w:rFonts w:ascii="Times New Roman" w:hAnsi="Times New Roman" w:cs="Times New Roman"/>
-                          <w:sz w:val="48"/>
-                          <w:szCs w:val="48"/>
-                        </w:rPr>
-                        <w:t xml:space="preserve"> </w:t>
+                        <w:t xml:space="preserve">Teacher_ID </w:t>
                       </w:r>
                       <w:r>
                         <w:rPr>
@@ -5676,23 +5466,13 @@
           <w:szCs w:val="48"/>
         </w:rPr>
       </w:pPr>
-      <w:proofErr w:type="spellStart"/>
-      <w:r>
-        <w:rPr>
-          <w:rFonts w:ascii="Times New Roman" w:hAnsi="Times New Roman" w:cs="Times New Roman"/>
-          <w:sz w:val="48"/>
-          <w:szCs w:val="48"/>
-        </w:rPr>
-        <w:t>User_ID</w:t>
-      </w:r>
-      <w:proofErr w:type="spellEnd"/>
-      <w:r>
-        <w:rPr>
-          <w:rFonts w:ascii="Times New Roman" w:hAnsi="Times New Roman" w:cs="Times New Roman"/>
-          <w:sz w:val="48"/>
-          <w:szCs w:val="48"/>
-        </w:rPr>
-        <w:t xml:space="preserve"> (PK) </w:t>
+      <w:r>
+        <w:rPr>
+          <w:rFonts w:ascii="Times New Roman" w:hAnsi="Times New Roman" w:cs="Times New Roman"/>
+          <w:sz w:val="48"/>
+          <w:szCs w:val="48"/>
+        </w:rPr>
+        <w:t xml:space="preserve">User_ID (PK) </w:t>
       </w:r>
     </w:p>
     <w:p>
@@ -5799,23 +5579,13 @@
           <w:szCs w:val="48"/>
         </w:rPr>
       </w:pPr>
-      <w:proofErr w:type="spellStart"/>
-      <w:r>
-        <w:rPr>
-          <w:rFonts w:ascii="Times New Roman" w:hAnsi="Times New Roman" w:cs="Times New Roman"/>
-          <w:sz w:val="48"/>
-          <w:szCs w:val="48"/>
-        </w:rPr>
-        <w:t>Student_ID</w:t>
-      </w:r>
-      <w:proofErr w:type="spellEnd"/>
-      <w:r>
-        <w:rPr>
-          <w:rFonts w:ascii="Times New Roman" w:hAnsi="Times New Roman" w:cs="Times New Roman"/>
-          <w:sz w:val="48"/>
-          <w:szCs w:val="48"/>
-        </w:rPr>
-        <w:t xml:space="preserve"> (PK) </w:t>
+      <w:r>
+        <w:rPr>
+          <w:rFonts w:ascii="Times New Roman" w:hAnsi="Times New Roman" w:cs="Times New Roman"/>
+          <w:sz w:val="48"/>
+          <w:szCs w:val="48"/>
+        </w:rPr>
+        <w:t xml:space="preserve">Student_ID (PK) </w:t>
       </w:r>
     </w:p>
     <w:p>
@@ -5956,23 +5726,13 @@
           <w:szCs w:val="48"/>
         </w:rPr>
       </w:pPr>
-      <w:proofErr w:type="spellStart"/>
-      <w:r>
-        <w:rPr>
-          <w:rFonts w:ascii="Times New Roman" w:hAnsi="Times New Roman" w:cs="Times New Roman"/>
-          <w:sz w:val="48"/>
-          <w:szCs w:val="48"/>
-        </w:rPr>
-        <w:t>Teacher_ID</w:t>
-      </w:r>
-      <w:proofErr w:type="spellEnd"/>
-      <w:r>
-        <w:rPr>
-          <w:rFonts w:ascii="Times New Roman" w:hAnsi="Times New Roman" w:cs="Times New Roman"/>
-          <w:sz w:val="48"/>
-          <w:szCs w:val="48"/>
-        </w:rPr>
-        <w:t xml:space="preserve"> (PK) </w:t>
+      <w:r>
+        <w:rPr>
+          <w:rFonts w:ascii="Times New Roman" w:hAnsi="Times New Roman" w:cs="Times New Roman"/>
+          <w:sz w:val="48"/>
+          <w:szCs w:val="48"/>
+        </w:rPr>
+        <w:t xml:space="preserve">Teacher_ID (PK) </w:t>
       </w:r>
     </w:p>
     <w:p>
@@ -6092,23 +5852,13 @@
           <w:szCs w:val="48"/>
         </w:rPr>
       </w:pPr>
-      <w:proofErr w:type="spellStart"/>
-      <w:r>
-        <w:rPr>
-          <w:rFonts w:ascii="Times New Roman" w:hAnsi="Times New Roman" w:cs="Times New Roman"/>
-          <w:sz w:val="48"/>
-          <w:szCs w:val="48"/>
-        </w:rPr>
-        <w:t>Attendance_ID</w:t>
-      </w:r>
-      <w:proofErr w:type="spellEnd"/>
-      <w:r>
-        <w:rPr>
-          <w:rFonts w:ascii="Times New Roman" w:hAnsi="Times New Roman" w:cs="Times New Roman"/>
-          <w:sz w:val="48"/>
-          <w:szCs w:val="48"/>
-        </w:rPr>
-        <w:t xml:space="preserve"> (PK) </w:t>
+      <w:r>
+        <w:rPr>
+          <w:rFonts w:ascii="Times New Roman" w:hAnsi="Times New Roman" w:cs="Times New Roman"/>
+          <w:sz w:val="48"/>
+          <w:szCs w:val="48"/>
+        </w:rPr>
+        <w:t xml:space="preserve">Attendance_ID (PK) </w:t>
       </w:r>
     </w:p>
     <w:p>
@@ -6123,23 +5873,13 @@
           <w:szCs w:val="48"/>
         </w:rPr>
       </w:pPr>
-      <w:proofErr w:type="spellStart"/>
-      <w:r>
-        <w:rPr>
-          <w:rFonts w:ascii="Times New Roman" w:hAnsi="Times New Roman" w:cs="Times New Roman"/>
-          <w:sz w:val="48"/>
-          <w:szCs w:val="48"/>
-        </w:rPr>
-        <w:t>Student_ID</w:t>
-      </w:r>
-      <w:proofErr w:type="spellEnd"/>
-      <w:r>
-        <w:rPr>
-          <w:rFonts w:ascii="Times New Roman" w:hAnsi="Times New Roman" w:cs="Times New Roman"/>
-          <w:sz w:val="48"/>
-          <w:szCs w:val="48"/>
-        </w:rPr>
-        <w:t xml:space="preserve"> (FK) </w:t>
+      <w:r>
+        <w:rPr>
+          <w:rFonts w:ascii="Times New Roman" w:hAnsi="Times New Roman" w:cs="Times New Roman"/>
+          <w:sz w:val="48"/>
+          <w:szCs w:val="48"/>
+        </w:rPr>
+        <w:t xml:space="preserve">Student_ID (FK) </w:t>
       </w:r>
     </w:p>
     <w:p>
@@ -6217,23 +5957,13 @@
           <w:szCs w:val="48"/>
         </w:rPr>
       </w:pPr>
-      <w:proofErr w:type="spellStart"/>
-      <w:r>
-        <w:rPr>
-          <w:rFonts w:ascii="Times New Roman" w:hAnsi="Times New Roman" w:cs="Times New Roman"/>
-          <w:sz w:val="48"/>
-          <w:szCs w:val="48"/>
-        </w:rPr>
-        <w:t>Assignment_ID</w:t>
-      </w:r>
-      <w:proofErr w:type="spellEnd"/>
-      <w:r>
-        <w:rPr>
-          <w:rFonts w:ascii="Times New Roman" w:hAnsi="Times New Roman" w:cs="Times New Roman"/>
-          <w:sz w:val="48"/>
-          <w:szCs w:val="48"/>
-        </w:rPr>
-        <w:t xml:space="preserve"> (PK) </w:t>
+      <w:r>
+        <w:rPr>
+          <w:rFonts w:ascii="Times New Roman" w:hAnsi="Times New Roman" w:cs="Times New Roman"/>
+          <w:sz w:val="48"/>
+          <w:szCs w:val="48"/>
+        </w:rPr>
+        <w:t xml:space="preserve">Assignment_ID (PK) </w:t>
       </w:r>
     </w:p>
     <w:p>
@@ -6290,23 +6020,13 @@
           <w:szCs w:val="48"/>
         </w:rPr>
       </w:pPr>
-      <w:proofErr w:type="spellStart"/>
-      <w:r>
-        <w:rPr>
-          <w:rFonts w:ascii="Times New Roman" w:hAnsi="Times New Roman" w:cs="Times New Roman"/>
-          <w:sz w:val="48"/>
-          <w:szCs w:val="48"/>
-        </w:rPr>
-        <w:t>Due_Date</w:t>
-      </w:r>
-      <w:proofErr w:type="spellEnd"/>
-      <w:r>
-        <w:rPr>
-          <w:rFonts w:ascii="Times New Roman" w:hAnsi="Times New Roman" w:cs="Times New Roman"/>
-          <w:sz w:val="48"/>
-          <w:szCs w:val="48"/>
-        </w:rPr>
-        <w:t xml:space="preserve"> </w:t>
+      <w:r>
+        <w:rPr>
+          <w:rFonts w:ascii="Times New Roman" w:hAnsi="Times New Roman" w:cs="Times New Roman"/>
+          <w:sz w:val="48"/>
+          <w:szCs w:val="48"/>
+        </w:rPr>
+        <w:t xml:space="preserve">Due_Date </w:t>
       </w:r>
     </w:p>
     <w:p>
@@ -6342,23 +6062,13 @@
           <w:szCs w:val="48"/>
         </w:rPr>
       </w:pPr>
-      <w:proofErr w:type="spellStart"/>
-      <w:r>
-        <w:rPr>
-          <w:rFonts w:ascii="Times New Roman" w:hAnsi="Times New Roman" w:cs="Times New Roman"/>
-          <w:sz w:val="48"/>
-          <w:szCs w:val="48"/>
-        </w:rPr>
-        <w:t>Result_ID</w:t>
-      </w:r>
-      <w:proofErr w:type="spellEnd"/>
-      <w:r>
-        <w:rPr>
-          <w:rFonts w:ascii="Times New Roman" w:hAnsi="Times New Roman" w:cs="Times New Roman"/>
-          <w:sz w:val="48"/>
-          <w:szCs w:val="48"/>
-        </w:rPr>
-        <w:t xml:space="preserve"> (PK) </w:t>
+      <w:r>
+        <w:rPr>
+          <w:rFonts w:ascii="Times New Roman" w:hAnsi="Times New Roman" w:cs="Times New Roman"/>
+          <w:sz w:val="48"/>
+          <w:szCs w:val="48"/>
+        </w:rPr>
+        <w:t xml:space="preserve">Result_ID (PK) </w:t>
       </w:r>
     </w:p>
     <w:p>
@@ -6373,23 +6083,13 @@
           <w:szCs w:val="48"/>
         </w:rPr>
       </w:pPr>
-      <w:proofErr w:type="spellStart"/>
-      <w:r>
-        <w:rPr>
-          <w:rFonts w:ascii="Times New Roman" w:hAnsi="Times New Roman" w:cs="Times New Roman"/>
-          <w:sz w:val="48"/>
-          <w:szCs w:val="48"/>
-        </w:rPr>
-        <w:t>Student_ID</w:t>
-      </w:r>
-      <w:proofErr w:type="spellEnd"/>
-      <w:r>
-        <w:rPr>
-          <w:rFonts w:ascii="Times New Roman" w:hAnsi="Times New Roman" w:cs="Times New Roman"/>
-          <w:sz w:val="48"/>
-          <w:szCs w:val="48"/>
-        </w:rPr>
-        <w:t xml:space="preserve"> (FK) </w:t>
+      <w:r>
+        <w:rPr>
+          <w:rFonts w:ascii="Times New Roman" w:hAnsi="Times New Roman" w:cs="Times New Roman"/>
+          <w:sz w:val="48"/>
+          <w:szCs w:val="48"/>
+        </w:rPr>
+        <w:t xml:space="preserve">Student_ID (FK) </w:t>
       </w:r>
     </w:p>
     <w:p>
@@ -6473,7 +6173,7 @@
           <w:szCs w:val="56"/>
         </w:rPr>
         <w:pict w14:anchorId="285D5483">
-          <v:rect id="_x0000_i1050" style="width:0;height:1.5pt" o:hralign="center" o:hrstd="t" o:hr="t" fillcolor="#a0a0a0" stroked="f"/>
+          <v:rect id="_x0000_i1032" style="width:0;height:1.5pt" o:hralign="center" o:hrstd="t" o:hr="t" fillcolor="#a0a0a0" stroked="f"/>
         </w:pict>
       </w:r>
     </w:p>
@@ -9535,18 +9235,7 @@
           <w:sz w:val="72"/>
           <w:szCs w:val="72"/>
         </w:rPr>
-        <w:t>DAY-1</w:t>
-      </w:r>
-      <w:r>
-        <w:rPr>
-          <w:rFonts w:ascii="Times New Roman" w:hAnsi="Times New Roman" w:cs="Times New Roman"/>
-          <w:b/>
-          <w:bCs/>
-          <w:color w:val="4472C4" w:themeColor="accent1"/>
-          <w:sz w:val="72"/>
-          <w:szCs w:val="72"/>
-        </w:rPr>
-        <w:t>3</w:t>
+        <w:t>DAY-13</w:t>
       </w:r>
     </w:p>
     <w:p>
@@ -9590,6 +9279,7 @@
       </w:r>
       <w:r>
         <w:rPr>
+          <w:noProof/>
           <w:sz w:val="56"/>
           <w:szCs w:val="56"/>
         </w:rPr>
@@ -10113,6 +9803,712 @@
       <w:pPr>
         <w:rPr>
           <w:rFonts w:ascii="Times New Roman" w:hAnsi="Times New Roman" w:cs="Times New Roman"/>
+          <w:color w:val="000000" w:themeColor="text1"/>
+          <w:sz w:val="48"/>
+          <w:szCs w:val="48"/>
+        </w:rPr>
+      </w:pPr>
+    </w:p>
+    <w:p>
+      <w:pPr>
+        <w:rPr>
+          <w:rFonts w:ascii="Times New Roman" w:hAnsi="Times New Roman" w:cs="Times New Roman"/>
+          <w:b/>
+          <w:bCs/>
+          <w:color w:val="4472C4" w:themeColor="accent1"/>
+          <w:sz w:val="72"/>
+          <w:szCs w:val="72"/>
+        </w:rPr>
+      </w:pPr>
+      <w:r>
+        <w:rPr>
+          <w:rFonts w:ascii="Times New Roman" w:hAnsi="Times New Roman" w:cs="Times New Roman"/>
+          <w:b/>
+          <w:bCs/>
+          <w:color w:val="4472C4" w:themeColor="accent1"/>
+          <w:sz w:val="72"/>
+          <w:szCs w:val="72"/>
+        </w:rPr>
+        <w:t>DAY-1</w:t>
+      </w:r>
+      <w:r>
+        <w:rPr>
+          <w:rFonts w:ascii="Times New Roman" w:hAnsi="Times New Roman" w:cs="Times New Roman"/>
+          <w:b/>
+          <w:bCs/>
+          <w:color w:val="4472C4" w:themeColor="accent1"/>
+          <w:sz w:val="72"/>
+          <w:szCs w:val="72"/>
+        </w:rPr>
+        <w:t>5</w:t>
+      </w:r>
+    </w:p>
+    <w:p>
+      <w:pPr>
+        <w:rPr>
+          <w:rFonts w:ascii="Times New Roman" w:hAnsi="Times New Roman" w:cs="Times New Roman"/>
+          <w:b/>
+          <w:bCs/>
+          <w:color w:val="000000" w:themeColor="text1"/>
+          <w:sz w:val="72"/>
+          <w:szCs w:val="72"/>
+        </w:rPr>
+      </w:pPr>
+      <w:r>
+        <w:rPr>
+          <w:rFonts w:ascii="Times New Roman" w:hAnsi="Times New Roman" w:cs="Times New Roman"/>
+          <w:b/>
+          <w:bCs/>
+          <w:color w:val="000000" w:themeColor="text1"/>
+          <w:sz w:val="72"/>
+          <w:szCs w:val="72"/>
+        </w:rPr>
+        <w:t>Registration Module</w:t>
+      </w:r>
+    </w:p>
+    <w:p>
+      <w:pPr>
+        <w:numPr>
+          <w:ilvl w:val="0"/>
+          <w:numId w:val="36"/>
+        </w:numPr>
+        <w:rPr>
+          <w:rFonts w:ascii="Times New Roman" w:hAnsi="Times New Roman" w:cs="Times New Roman"/>
+          <w:color w:val="000000" w:themeColor="text1"/>
+          <w:sz w:val="48"/>
+          <w:szCs w:val="48"/>
+        </w:rPr>
+      </w:pPr>
+      <w:r>
+        <w:rPr>
+          <w:rFonts w:ascii="Times New Roman" w:hAnsi="Times New Roman" w:cs="Times New Roman"/>
+          <w:color w:val="000000" w:themeColor="text1"/>
+          <w:sz w:val="48"/>
+          <w:szCs w:val="48"/>
+        </w:rPr>
+        <w:t xml:space="preserve">User Registration Page Created </w:t>
+      </w:r>
+    </w:p>
+    <w:p>
+      <w:pPr>
+        <w:numPr>
+          <w:ilvl w:val="0"/>
+          <w:numId w:val="36"/>
+        </w:numPr>
+        <w:rPr>
+          <w:rFonts w:ascii="Times New Roman" w:hAnsi="Times New Roman" w:cs="Times New Roman"/>
+          <w:color w:val="000000" w:themeColor="text1"/>
+          <w:sz w:val="48"/>
+          <w:szCs w:val="48"/>
+        </w:rPr>
+      </w:pPr>
+      <w:r>
+        <w:rPr>
+          <w:rFonts w:ascii="Times New Roman" w:hAnsi="Times New Roman" w:cs="Times New Roman"/>
+          <w:color w:val="000000" w:themeColor="text1"/>
+          <w:sz w:val="48"/>
+          <w:szCs w:val="48"/>
+        </w:rPr>
+        <w:t xml:space="preserve">Input Validation Added </w:t>
+      </w:r>
+    </w:p>
+    <w:p>
+      <w:pPr>
+        <w:numPr>
+          <w:ilvl w:val="0"/>
+          <w:numId w:val="36"/>
+        </w:numPr>
+        <w:rPr>
+          <w:rFonts w:ascii="Times New Roman" w:hAnsi="Times New Roman" w:cs="Times New Roman"/>
+          <w:color w:val="000000" w:themeColor="text1"/>
+          <w:sz w:val="48"/>
+          <w:szCs w:val="48"/>
+        </w:rPr>
+      </w:pPr>
+      <w:r>
+        <w:rPr>
+          <w:rFonts w:ascii="Times New Roman" w:hAnsi="Times New Roman" w:cs="Times New Roman"/>
+          <w:color w:val="000000" w:themeColor="text1"/>
+          <w:sz w:val="48"/>
+          <w:szCs w:val="48"/>
+        </w:rPr>
+        <w:t xml:space="preserve">Registration Process Implemented </w:t>
+      </w:r>
+    </w:p>
+    <w:p>
+      <w:pPr>
+        <w:numPr>
+          <w:ilvl w:val="0"/>
+          <w:numId w:val="36"/>
+        </w:numPr>
+        <w:rPr>
+          <w:rFonts w:ascii="Times New Roman" w:hAnsi="Times New Roman" w:cs="Times New Roman"/>
+          <w:color w:val="000000" w:themeColor="text1"/>
+          <w:sz w:val="48"/>
+          <w:szCs w:val="48"/>
+        </w:rPr>
+      </w:pPr>
+      <w:r>
+        <w:rPr>
+          <w:rFonts w:ascii="Times New Roman" w:hAnsi="Times New Roman" w:cs="Times New Roman"/>
+          <w:color w:val="000000" w:themeColor="text1"/>
+          <w:sz w:val="48"/>
+          <w:szCs w:val="48"/>
+        </w:rPr>
+        <w:t xml:space="preserve">User Details Storage Configured </w:t>
+      </w:r>
+    </w:p>
+    <w:p>
+      <w:pPr>
+        <w:numPr>
+          <w:ilvl w:val="0"/>
+          <w:numId w:val="36"/>
+        </w:numPr>
+        <w:rPr>
+          <w:rFonts w:ascii="Times New Roman" w:hAnsi="Times New Roman" w:cs="Times New Roman"/>
+          <w:color w:val="000000" w:themeColor="text1"/>
+          <w:sz w:val="48"/>
+          <w:szCs w:val="48"/>
+        </w:rPr>
+      </w:pPr>
+      <w:r>
+        <w:rPr>
+          <w:rFonts w:ascii="Times New Roman" w:hAnsi="Times New Roman" w:cs="Times New Roman"/>
+          <w:color w:val="000000" w:themeColor="text1"/>
+          <w:sz w:val="48"/>
+          <w:szCs w:val="48"/>
+        </w:rPr>
+        <w:t xml:space="preserve">Module Tested Successfully </w:t>
+      </w:r>
+    </w:p>
+    <w:p>
+      <w:pPr>
+        <w:rPr>
+          <w:rFonts w:ascii="Times New Roman" w:hAnsi="Times New Roman" w:cs="Times New Roman"/>
+          <w:color w:val="000000" w:themeColor="text1"/>
+          <w:sz w:val="48"/>
+          <w:szCs w:val="48"/>
+        </w:rPr>
+      </w:pPr>
+    </w:p>
+    <w:p>
+      <w:pPr>
+        <w:rPr>
+          <w:rFonts w:ascii="Times New Roman" w:hAnsi="Times New Roman" w:cs="Times New Roman"/>
+          <w:b/>
+          <w:bCs/>
+          <w:color w:val="4472C4" w:themeColor="accent1"/>
+          <w:sz w:val="72"/>
+          <w:szCs w:val="72"/>
+        </w:rPr>
+      </w:pPr>
+      <w:r>
+        <w:rPr>
+          <w:rFonts w:ascii="Times New Roman" w:hAnsi="Times New Roman" w:cs="Times New Roman"/>
+          <w:b/>
+          <w:bCs/>
+          <w:color w:val="4472C4" w:themeColor="accent1"/>
+          <w:sz w:val="72"/>
+          <w:szCs w:val="72"/>
+        </w:rPr>
+        <w:t>DAY-1</w:t>
+      </w:r>
+      <w:r>
+        <w:rPr>
+          <w:rFonts w:ascii="Times New Roman" w:hAnsi="Times New Roman" w:cs="Times New Roman"/>
+          <w:b/>
+          <w:bCs/>
+          <w:color w:val="4472C4" w:themeColor="accent1"/>
+          <w:sz w:val="72"/>
+          <w:szCs w:val="72"/>
+        </w:rPr>
+        <w:t>6</w:t>
+      </w:r>
+    </w:p>
+    <w:p>
+      <w:pPr>
+        <w:rPr>
+          <w:rFonts w:ascii="Times New Roman" w:hAnsi="Times New Roman" w:cs="Times New Roman"/>
+          <w:b/>
+          <w:bCs/>
+          <w:color w:val="000000" w:themeColor="text1"/>
+          <w:sz w:val="72"/>
+          <w:szCs w:val="72"/>
+        </w:rPr>
+      </w:pPr>
+      <w:r>
+        <w:rPr>
+          <w:rFonts w:ascii="Times New Roman" w:hAnsi="Times New Roman" w:cs="Times New Roman"/>
+          <w:b/>
+          <w:bCs/>
+          <w:color w:val="000000" w:themeColor="text1"/>
+          <w:sz w:val="72"/>
+          <w:szCs w:val="72"/>
+        </w:rPr>
+        <w:t>Dashboard UI</w:t>
+      </w:r>
+    </w:p>
+    <w:p>
+      <w:pPr>
+        <w:numPr>
+          <w:ilvl w:val="0"/>
+          <w:numId w:val="37"/>
+        </w:numPr>
+        <w:rPr>
+          <w:rFonts w:ascii="Times New Roman" w:hAnsi="Times New Roman" w:cs="Times New Roman"/>
+          <w:color w:val="000000" w:themeColor="text1"/>
+          <w:sz w:val="48"/>
+          <w:szCs w:val="48"/>
+        </w:rPr>
+      </w:pPr>
+      <w:r>
+        <w:rPr>
+          <w:rFonts w:ascii="Times New Roman" w:hAnsi="Times New Roman" w:cs="Times New Roman"/>
+          <w:color w:val="000000" w:themeColor="text1"/>
+          <w:sz w:val="48"/>
+          <w:szCs w:val="48"/>
+        </w:rPr>
+        <w:t xml:space="preserve">Dashboard Layout Designed </w:t>
+      </w:r>
+    </w:p>
+    <w:p>
+      <w:pPr>
+        <w:numPr>
+          <w:ilvl w:val="0"/>
+          <w:numId w:val="37"/>
+        </w:numPr>
+        <w:rPr>
+          <w:rFonts w:ascii="Times New Roman" w:hAnsi="Times New Roman" w:cs="Times New Roman"/>
+          <w:color w:val="000000" w:themeColor="text1"/>
+          <w:sz w:val="48"/>
+          <w:szCs w:val="48"/>
+        </w:rPr>
+      </w:pPr>
+      <w:r>
+        <w:rPr>
+          <w:rFonts w:ascii="Times New Roman" w:hAnsi="Times New Roman" w:cs="Times New Roman"/>
+          <w:color w:val="000000" w:themeColor="text1"/>
+          <w:sz w:val="48"/>
+          <w:szCs w:val="48"/>
+        </w:rPr>
+        <w:t xml:space="preserve">Navigation Menu Added </w:t>
+      </w:r>
+    </w:p>
+    <w:p>
+      <w:pPr>
+        <w:numPr>
+          <w:ilvl w:val="0"/>
+          <w:numId w:val="37"/>
+        </w:numPr>
+        <w:rPr>
+          <w:rFonts w:ascii="Times New Roman" w:hAnsi="Times New Roman" w:cs="Times New Roman"/>
+          <w:color w:val="000000" w:themeColor="text1"/>
+          <w:sz w:val="48"/>
+          <w:szCs w:val="48"/>
+        </w:rPr>
+      </w:pPr>
+      <w:r>
+        <w:rPr>
+          <w:rFonts w:ascii="Times New Roman" w:hAnsi="Times New Roman" w:cs="Times New Roman"/>
+          <w:color w:val="000000" w:themeColor="text1"/>
+          <w:sz w:val="48"/>
+          <w:szCs w:val="48"/>
+        </w:rPr>
+        <w:t xml:space="preserve">Statistics Cards Created </w:t>
+      </w:r>
+    </w:p>
+    <w:p>
+      <w:pPr>
+        <w:numPr>
+          <w:ilvl w:val="0"/>
+          <w:numId w:val="37"/>
+        </w:numPr>
+        <w:rPr>
+          <w:rFonts w:ascii="Times New Roman" w:hAnsi="Times New Roman" w:cs="Times New Roman"/>
+          <w:color w:val="000000" w:themeColor="text1"/>
+          <w:sz w:val="48"/>
+          <w:szCs w:val="48"/>
+        </w:rPr>
+      </w:pPr>
+      <w:r>
+        <w:rPr>
+          <w:rFonts w:ascii="Times New Roman" w:hAnsi="Times New Roman" w:cs="Times New Roman"/>
+          <w:color w:val="000000" w:themeColor="text1"/>
+          <w:sz w:val="48"/>
+          <w:szCs w:val="48"/>
+        </w:rPr>
+        <w:t xml:space="preserve">Quick Access Features Added </w:t>
+      </w:r>
+    </w:p>
+    <w:p>
+      <w:pPr>
+        <w:numPr>
+          <w:ilvl w:val="0"/>
+          <w:numId w:val="37"/>
+        </w:numPr>
+        <w:rPr>
+          <w:rFonts w:ascii="Times New Roman" w:hAnsi="Times New Roman" w:cs="Times New Roman"/>
+          <w:color w:val="000000" w:themeColor="text1"/>
+          <w:sz w:val="48"/>
+          <w:szCs w:val="48"/>
+        </w:rPr>
+      </w:pPr>
+      <w:r>
+        <w:rPr>
+          <w:rFonts w:ascii="Times New Roman" w:hAnsi="Times New Roman" w:cs="Times New Roman"/>
+          <w:color w:val="000000" w:themeColor="text1"/>
+          <w:sz w:val="48"/>
+          <w:szCs w:val="48"/>
+        </w:rPr>
+        <w:t xml:space="preserve">Responsive Design Implemented </w:t>
+      </w:r>
+    </w:p>
+    <w:p>
+      <w:pPr>
+        <w:ind w:left="360"/>
+        <w:rPr>
+          <w:rFonts w:ascii="Times New Roman" w:hAnsi="Times New Roman" w:cs="Times New Roman"/>
+          <w:color w:val="000000" w:themeColor="text1"/>
+          <w:sz w:val="48"/>
+          <w:szCs w:val="48"/>
+        </w:rPr>
+      </w:pPr>
+    </w:p>
+    <w:p>
+      <w:pPr>
+        <w:rPr>
+          <w:rFonts w:ascii="Times New Roman" w:hAnsi="Times New Roman" w:cs="Times New Roman"/>
+          <w:b/>
+          <w:bCs/>
+          <w:color w:val="4472C4" w:themeColor="accent1"/>
+          <w:sz w:val="72"/>
+          <w:szCs w:val="72"/>
+        </w:rPr>
+      </w:pPr>
+      <w:r>
+        <w:rPr>
+          <w:rFonts w:ascii="Times New Roman" w:hAnsi="Times New Roman" w:cs="Times New Roman"/>
+          <w:b/>
+          <w:bCs/>
+          <w:color w:val="4472C4" w:themeColor="accent1"/>
+          <w:sz w:val="72"/>
+          <w:szCs w:val="72"/>
+        </w:rPr>
+        <w:t>DAY-1</w:t>
+      </w:r>
+      <w:r>
+        <w:rPr>
+          <w:rFonts w:ascii="Times New Roman" w:hAnsi="Times New Roman" w:cs="Times New Roman"/>
+          <w:b/>
+          <w:bCs/>
+          <w:color w:val="4472C4" w:themeColor="accent1"/>
+          <w:sz w:val="72"/>
+          <w:szCs w:val="72"/>
+        </w:rPr>
+        <w:t>7</w:t>
+      </w:r>
+    </w:p>
+    <w:p>
+      <w:pPr>
+        <w:rPr>
+          <w:rFonts w:ascii="Times New Roman" w:hAnsi="Times New Roman" w:cs="Times New Roman"/>
+          <w:color w:val="000000" w:themeColor="text1"/>
+          <w:sz w:val="48"/>
+          <w:szCs w:val="48"/>
+        </w:rPr>
+      </w:pPr>
+      <w:r>
+        <w:rPr>
+          <w:rFonts w:ascii="Times New Roman" w:hAnsi="Times New Roman" w:cs="Times New Roman"/>
+          <w:b/>
+          <w:bCs/>
+          <w:color w:val="000000" w:themeColor="text1"/>
+          <w:sz w:val="72"/>
+          <w:szCs w:val="72"/>
+        </w:rPr>
+        <w:t>Forms Development</w:t>
+      </w:r>
+    </w:p>
+    <w:p>
+      <w:pPr>
+        <w:numPr>
+          <w:ilvl w:val="0"/>
+          <w:numId w:val="38"/>
+        </w:numPr>
+        <w:rPr>
+          <w:rFonts w:ascii="Times New Roman" w:hAnsi="Times New Roman" w:cs="Times New Roman"/>
+          <w:color w:val="000000" w:themeColor="text1"/>
+          <w:sz w:val="48"/>
+          <w:szCs w:val="48"/>
+        </w:rPr>
+      </w:pPr>
+      <w:r>
+        <w:rPr>
+          <w:rFonts w:ascii="Times New Roman" w:hAnsi="Times New Roman" w:cs="Times New Roman"/>
+          <w:color w:val="000000" w:themeColor="text1"/>
+          <w:sz w:val="48"/>
+          <w:szCs w:val="48"/>
+        </w:rPr>
+        <w:t xml:space="preserve">Student Form Created </w:t>
+      </w:r>
+    </w:p>
+    <w:p>
+      <w:pPr>
+        <w:numPr>
+          <w:ilvl w:val="0"/>
+          <w:numId w:val="38"/>
+        </w:numPr>
+        <w:rPr>
+          <w:rFonts w:ascii="Times New Roman" w:hAnsi="Times New Roman" w:cs="Times New Roman"/>
+          <w:color w:val="000000" w:themeColor="text1"/>
+          <w:sz w:val="48"/>
+          <w:szCs w:val="48"/>
+        </w:rPr>
+      </w:pPr>
+      <w:r>
+        <w:rPr>
+          <w:rFonts w:ascii="Times New Roman" w:hAnsi="Times New Roman" w:cs="Times New Roman"/>
+          <w:color w:val="000000" w:themeColor="text1"/>
+          <w:sz w:val="48"/>
+          <w:szCs w:val="48"/>
+        </w:rPr>
+        <w:t xml:space="preserve">Teacher Form Created </w:t>
+      </w:r>
+    </w:p>
+    <w:p>
+      <w:pPr>
+        <w:numPr>
+          <w:ilvl w:val="0"/>
+          <w:numId w:val="38"/>
+        </w:numPr>
+        <w:rPr>
+          <w:rFonts w:ascii="Times New Roman" w:hAnsi="Times New Roman" w:cs="Times New Roman"/>
+          <w:color w:val="000000" w:themeColor="text1"/>
+          <w:sz w:val="48"/>
+          <w:szCs w:val="48"/>
+        </w:rPr>
+      </w:pPr>
+      <w:r>
+        <w:rPr>
+          <w:rFonts w:ascii="Times New Roman" w:hAnsi="Times New Roman" w:cs="Times New Roman"/>
+          <w:color w:val="000000" w:themeColor="text1"/>
+          <w:sz w:val="48"/>
+          <w:szCs w:val="48"/>
+        </w:rPr>
+        <w:t xml:space="preserve">Subject Form Created </w:t>
+      </w:r>
+    </w:p>
+    <w:p>
+      <w:pPr>
+        <w:numPr>
+          <w:ilvl w:val="0"/>
+          <w:numId w:val="38"/>
+        </w:numPr>
+        <w:rPr>
+          <w:rFonts w:ascii="Times New Roman" w:hAnsi="Times New Roman" w:cs="Times New Roman"/>
+          <w:color w:val="000000" w:themeColor="text1"/>
+          <w:sz w:val="48"/>
+          <w:szCs w:val="48"/>
+        </w:rPr>
+      </w:pPr>
+      <w:r>
+        <w:rPr>
+          <w:rFonts w:ascii="Times New Roman" w:hAnsi="Times New Roman" w:cs="Times New Roman"/>
+          <w:color w:val="000000" w:themeColor="text1"/>
+          <w:sz w:val="48"/>
+          <w:szCs w:val="48"/>
+        </w:rPr>
+        <w:t xml:space="preserve">Attendance Form Created </w:t>
+      </w:r>
+    </w:p>
+    <w:p>
+      <w:pPr>
+        <w:numPr>
+          <w:ilvl w:val="0"/>
+          <w:numId w:val="38"/>
+        </w:numPr>
+        <w:rPr>
+          <w:rFonts w:ascii="Times New Roman" w:hAnsi="Times New Roman" w:cs="Times New Roman"/>
+          <w:color w:val="000000" w:themeColor="text1"/>
+          <w:sz w:val="48"/>
+          <w:szCs w:val="48"/>
+        </w:rPr>
+      </w:pPr>
+      <w:r>
+        <w:rPr>
+          <w:rFonts w:ascii="Times New Roman" w:hAnsi="Times New Roman" w:cs="Times New Roman"/>
+          <w:color w:val="000000" w:themeColor="text1"/>
+          <w:sz w:val="48"/>
+          <w:szCs w:val="48"/>
+        </w:rPr>
+        <w:t xml:space="preserve">Form Validation Added </w:t>
+      </w:r>
+    </w:p>
+    <w:p>
+      <w:pPr>
+        <w:rPr>
+          <w:rFonts w:ascii="Times New Roman" w:hAnsi="Times New Roman" w:cs="Times New Roman"/>
+          <w:color w:val="000000" w:themeColor="text1"/>
+          <w:sz w:val="48"/>
+          <w:szCs w:val="48"/>
+        </w:rPr>
+      </w:pPr>
+    </w:p>
+    <w:p>
+      <w:pPr>
+        <w:rPr>
+          <w:rFonts w:ascii="Times New Roman" w:hAnsi="Times New Roman" w:cs="Times New Roman"/>
+          <w:b/>
+          <w:bCs/>
+          <w:color w:val="4472C4" w:themeColor="accent1"/>
+          <w:sz w:val="72"/>
+          <w:szCs w:val="72"/>
+        </w:rPr>
+      </w:pPr>
+      <w:r>
+        <w:rPr>
+          <w:rFonts w:ascii="Times New Roman" w:hAnsi="Times New Roman" w:cs="Times New Roman"/>
+          <w:b/>
+          <w:bCs/>
+          <w:color w:val="4472C4" w:themeColor="accent1"/>
+          <w:sz w:val="72"/>
+          <w:szCs w:val="72"/>
+        </w:rPr>
+        <w:t>DAY-1</w:t>
+      </w:r>
+      <w:r>
+        <w:rPr>
+          <w:rFonts w:ascii="Times New Roman" w:hAnsi="Times New Roman" w:cs="Times New Roman"/>
+          <w:b/>
+          <w:bCs/>
+          <w:color w:val="4472C4" w:themeColor="accent1"/>
+          <w:sz w:val="72"/>
+          <w:szCs w:val="72"/>
+        </w:rPr>
+        <w:t>8</w:t>
+      </w:r>
+    </w:p>
+    <w:p>
+      <w:pPr>
+        <w:rPr>
+          <w:rFonts w:ascii="Times New Roman" w:hAnsi="Times New Roman" w:cs="Times New Roman"/>
+          <w:b/>
+          <w:bCs/>
+          <w:color w:val="000000" w:themeColor="text1"/>
+          <w:sz w:val="72"/>
+          <w:szCs w:val="72"/>
+        </w:rPr>
+      </w:pPr>
+      <w:r>
+        <w:rPr>
+          <w:rFonts w:ascii="Times New Roman" w:hAnsi="Times New Roman" w:cs="Times New Roman"/>
+          <w:b/>
+          <w:bCs/>
+          <w:color w:val="000000" w:themeColor="text1"/>
+          <w:sz w:val="72"/>
+          <w:szCs w:val="72"/>
+        </w:rPr>
+        <w:t>Data Listing</w:t>
+      </w:r>
+    </w:p>
+    <w:p>
+      <w:pPr>
+        <w:numPr>
+          <w:ilvl w:val="0"/>
+          <w:numId w:val="39"/>
+        </w:numPr>
+        <w:rPr>
+          <w:rFonts w:ascii="Times New Roman" w:hAnsi="Times New Roman" w:cs="Times New Roman"/>
+          <w:color w:val="000000" w:themeColor="text1"/>
+          <w:sz w:val="48"/>
+          <w:szCs w:val="48"/>
+        </w:rPr>
+      </w:pPr>
+      <w:r>
+        <w:rPr>
+          <w:rFonts w:ascii="Times New Roman" w:hAnsi="Times New Roman" w:cs="Times New Roman"/>
+          <w:color w:val="000000" w:themeColor="text1"/>
+          <w:sz w:val="48"/>
+          <w:szCs w:val="48"/>
+        </w:rPr>
+        <w:t xml:space="preserve">Data Tables Implemented </w:t>
+      </w:r>
+    </w:p>
+    <w:p>
+      <w:pPr>
+        <w:numPr>
+          <w:ilvl w:val="0"/>
+          <w:numId w:val="39"/>
+        </w:numPr>
+        <w:rPr>
+          <w:rFonts w:ascii="Times New Roman" w:hAnsi="Times New Roman" w:cs="Times New Roman"/>
+          <w:color w:val="000000" w:themeColor="text1"/>
+          <w:sz w:val="48"/>
+          <w:szCs w:val="48"/>
+        </w:rPr>
+      </w:pPr>
+      <w:r>
+        <w:rPr>
+          <w:rFonts w:ascii="Times New Roman" w:hAnsi="Times New Roman" w:cs="Times New Roman"/>
+          <w:color w:val="000000" w:themeColor="text1"/>
+          <w:sz w:val="48"/>
+          <w:szCs w:val="48"/>
+        </w:rPr>
+        <w:t xml:space="preserve">Record Display Added </w:t>
+      </w:r>
+    </w:p>
+    <w:p>
+      <w:pPr>
+        <w:numPr>
+          <w:ilvl w:val="0"/>
+          <w:numId w:val="39"/>
+        </w:numPr>
+        <w:rPr>
+          <w:rFonts w:ascii="Times New Roman" w:hAnsi="Times New Roman" w:cs="Times New Roman"/>
+          <w:color w:val="000000" w:themeColor="text1"/>
+          <w:sz w:val="48"/>
+          <w:szCs w:val="48"/>
+        </w:rPr>
+      </w:pPr>
+      <w:r>
+        <w:rPr>
+          <w:rFonts w:ascii="Times New Roman" w:hAnsi="Times New Roman" w:cs="Times New Roman"/>
+          <w:color w:val="000000" w:themeColor="text1"/>
+          <w:sz w:val="48"/>
+          <w:szCs w:val="48"/>
+        </w:rPr>
+        <w:t xml:space="preserve">Search Functionality Added </w:t>
+      </w:r>
+    </w:p>
+    <w:p>
+      <w:pPr>
+        <w:numPr>
+          <w:ilvl w:val="0"/>
+          <w:numId w:val="39"/>
+        </w:numPr>
+        <w:rPr>
+          <w:rFonts w:ascii="Times New Roman" w:hAnsi="Times New Roman" w:cs="Times New Roman"/>
+          <w:b/>
+          <w:bCs/>
+          <w:color w:val="000000" w:themeColor="text1"/>
+          <w:sz w:val="72"/>
+          <w:szCs w:val="72"/>
+        </w:rPr>
+      </w:pPr>
+      <w:r>
+        <w:rPr>
+          <w:rFonts w:ascii="Times New Roman" w:hAnsi="Times New Roman" w:cs="Times New Roman"/>
+          <w:color w:val="000000" w:themeColor="text1"/>
+          <w:sz w:val="48"/>
+          <w:szCs w:val="48"/>
+        </w:rPr>
+        <w:t>Data Management Improved</w:t>
+      </w:r>
+    </w:p>
+    <w:p>
+      <w:pPr>
+        <w:rPr>
+          <w:rFonts w:ascii="Times New Roman" w:hAnsi="Times New Roman" w:cs="Times New Roman"/>
           <w:b/>
           <w:bCs/>
           <w:color w:val="000000" w:themeColor="text1"/>
@@ -10314,6 +10710,155 @@
     </w:lvl>
   </w:abstractNum>
   <w:abstractNum w:abstractNumId="1" w15:restartNumberingAfterBreak="0">
+    <w:nsid w:val="08111C12"/>
+    <w:multiLevelType w:val="multilevel"/>
+    <w:tmpl w:val="0B10CB16"/>
+    <w:lvl w:ilvl="0">
+      <w:start w:val="1"/>
+      <w:numFmt w:val="bullet"/>
+      <w:lvlText w:val=""/>
+      <w:lvlJc w:val="left"/>
+      <w:pPr>
+        <w:tabs>
+          <w:tab w:val="num" w:pos="720"/>
+        </w:tabs>
+        <w:ind w:left="720" w:hanging="360"/>
+      </w:pPr>
+      <w:rPr>
+        <w:rFonts w:ascii="Symbol" w:hAnsi="Symbol" w:hint="default"/>
+        <w:sz w:val="20"/>
+      </w:rPr>
+    </w:lvl>
+    <w:lvl w:ilvl="1" w:tentative="1">
+      <w:start w:val="1"/>
+      <w:numFmt w:val="bullet"/>
+      <w:lvlText w:val="o"/>
+      <w:lvlJc w:val="left"/>
+      <w:pPr>
+        <w:tabs>
+          <w:tab w:val="num" w:pos="1440"/>
+        </w:tabs>
+        <w:ind w:left="1440" w:hanging="360"/>
+      </w:pPr>
+      <w:rPr>
+        <w:rFonts w:ascii="Courier New" w:hAnsi="Courier New" w:hint="default"/>
+        <w:sz w:val="20"/>
+      </w:rPr>
+    </w:lvl>
+    <w:lvl w:ilvl="2" w:tentative="1">
+      <w:start w:val="1"/>
+      <w:numFmt w:val="bullet"/>
+      <w:lvlText w:val=""/>
+      <w:lvlJc w:val="left"/>
+      <w:pPr>
+        <w:tabs>
+          <w:tab w:val="num" w:pos="2160"/>
+        </w:tabs>
+        <w:ind w:left="2160" w:hanging="360"/>
+      </w:pPr>
+      <w:rPr>
+        <w:rFonts w:ascii="Wingdings" w:hAnsi="Wingdings" w:hint="default"/>
+        <w:sz w:val="20"/>
+      </w:rPr>
+    </w:lvl>
+    <w:lvl w:ilvl="3" w:tentative="1">
+      <w:start w:val="1"/>
+      <w:numFmt w:val="bullet"/>
+      <w:lvlText w:val=""/>
+      <w:lvlJc w:val="left"/>
+      <w:pPr>
+        <w:tabs>
+          <w:tab w:val="num" w:pos="2880"/>
+        </w:tabs>
+        <w:ind w:left="2880" w:hanging="360"/>
+      </w:pPr>
+      <w:rPr>
+        <w:rFonts w:ascii="Wingdings" w:hAnsi="Wingdings" w:hint="default"/>
+        <w:sz w:val="20"/>
+      </w:rPr>
+    </w:lvl>
+    <w:lvl w:ilvl="4" w:tentative="1">
+      <w:start w:val="1"/>
+      <w:numFmt w:val="bullet"/>
+      <w:lvlText w:val=""/>
+      <w:lvlJc w:val="left"/>
+      <w:pPr>
+        <w:tabs>
+          <w:tab w:val="num" w:pos="3600"/>
+        </w:tabs>
+        <w:ind w:left="3600" w:hanging="360"/>
+      </w:pPr>
+      <w:rPr>
+        <w:rFonts w:ascii="Wingdings" w:hAnsi="Wingdings" w:hint="default"/>
+        <w:sz w:val="20"/>
+      </w:rPr>
+    </w:lvl>
+    <w:lvl w:ilvl="5" w:tentative="1">
+      <w:start w:val="1"/>
+      <w:numFmt w:val="bullet"/>
+      <w:lvlText w:val=""/>
+      <w:lvlJc w:val="left"/>
+      <w:pPr>
+        <w:tabs>
+          <w:tab w:val="num" w:pos="4320"/>
+        </w:tabs>
+        <w:ind w:left="4320" w:hanging="360"/>
+      </w:pPr>
+      <w:rPr>
+        <w:rFonts w:ascii="Wingdings" w:hAnsi="Wingdings" w:hint="default"/>
+        <w:sz w:val="20"/>
+      </w:rPr>
+    </w:lvl>
+    <w:lvl w:ilvl="6" w:tentative="1">
+      <w:start w:val="1"/>
+      <w:numFmt w:val="bullet"/>
+      <w:lvlText w:val=""/>
+      <w:lvlJc w:val="left"/>
+      <w:pPr>
+        <w:tabs>
+          <w:tab w:val="num" w:pos="5040"/>
+        </w:tabs>
+        <w:ind w:left="5040" w:hanging="360"/>
+      </w:pPr>
+      <w:rPr>
+        <w:rFonts w:ascii="Wingdings" w:hAnsi="Wingdings" w:hint="default"/>
+        <w:sz w:val="20"/>
+      </w:rPr>
+    </w:lvl>
+    <w:lvl w:ilvl="7" w:tentative="1">
+      <w:start w:val="1"/>
+      <w:numFmt w:val="bullet"/>
+      <w:lvlText w:val=""/>
+      <w:lvlJc w:val="left"/>
+      <w:pPr>
+        <w:tabs>
+          <w:tab w:val="num" w:pos="5760"/>
+        </w:tabs>
+        <w:ind w:left="5760" w:hanging="360"/>
+      </w:pPr>
+      <w:rPr>
+        <w:rFonts w:ascii="Wingdings" w:hAnsi="Wingdings" w:hint="default"/>
+        <w:sz w:val="20"/>
+      </w:rPr>
+    </w:lvl>
+    <w:lvl w:ilvl="8" w:tentative="1">
+      <w:start w:val="1"/>
+      <w:numFmt w:val="bullet"/>
+      <w:lvlText w:val=""/>
+      <w:lvlJc w:val="left"/>
+      <w:pPr>
+        <w:tabs>
+          <w:tab w:val="num" w:pos="6480"/>
+        </w:tabs>
+        <w:ind w:left="6480" w:hanging="360"/>
+      </w:pPr>
+      <w:rPr>
+        <w:rFonts w:ascii="Wingdings" w:hAnsi="Wingdings" w:hint="default"/>
+        <w:sz w:val="20"/>
+      </w:rPr>
+    </w:lvl>
+  </w:abstractNum>
+  <w:abstractNum w:abstractNumId="2" w15:restartNumberingAfterBreak="0">
     <w:nsid w:val="098A1D2A"/>
     <w:multiLevelType w:val="multilevel"/>
     <w:tmpl w:val="1D68A23C"/>
@@ -10462,7 +11007,7 @@
       </w:rPr>
     </w:lvl>
   </w:abstractNum>
-  <w:abstractNum w:abstractNumId="2" w15:restartNumberingAfterBreak="0">
+  <w:abstractNum w:abstractNumId="3" w15:restartNumberingAfterBreak="0">
     <w:nsid w:val="0DE95F21"/>
     <w:multiLevelType w:val="multilevel"/>
     <w:tmpl w:val="67546D00"/>
@@ -10611,7 +11156,7 @@
       </w:rPr>
     </w:lvl>
   </w:abstractNum>
-  <w:abstractNum w:abstractNumId="3" w15:restartNumberingAfterBreak="0">
+  <w:abstractNum w:abstractNumId="4" w15:restartNumberingAfterBreak="0">
     <w:nsid w:val="121D2426"/>
     <w:multiLevelType w:val="multilevel"/>
     <w:tmpl w:val="E26600DA"/>
@@ -10760,7 +11305,7 @@
       </w:rPr>
     </w:lvl>
   </w:abstractNum>
-  <w:abstractNum w:abstractNumId="4" w15:restartNumberingAfterBreak="0">
+  <w:abstractNum w:abstractNumId="5" w15:restartNumberingAfterBreak="0">
     <w:nsid w:val="1C552F0D"/>
     <w:multiLevelType w:val="multilevel"/>
     <w:tmpl w:val="9D8ED5C2"/>
@@ -10909,7 +11454,7 @@
       </w:rPr>
     </w:lvl>
   </w:abstractNum>
-  <w:abstractNum w:abstractNumId="5" w15:restartNumberingAfterBreak="0">
+  <w:abstractNum w:abstractNumId="6" w15:restartNumberingAfterBreak="0">
     <w:nsid w:val="1CED6563"/>
     <w:multiLevelType w:val="multilevel"/>
     <w:tmpl w:val="C388F388"/>
@@ -11058,7 +11603,7 @@
       </w:rPr>
     </w:lvl>
   </w:abstractNum>
-  <w:abstractNum w:abstractNumId="6" w15:restartNumberingAfterBreak="0">
+  <w:abstractNum w:abstractNumId="7" w15:restartNumberingAfterBreak="0">
     <w:nsid w:val="246A29A1"/>
     <w:multiLevelType w:val="multilevel"/>
     <w:tmpl w:val="701A1FB2"/>
@@ -11207,7 +11752,7 @@
       </w:rPr>
     </w:lvl>
   </w:abstractNum>
-  <w:abstractNum w:abstractNumId="7" w15:restartNumberingAfterBreak="0">
+  <w:abstractNum w:abstractNumId="8" w15:restartNumberingAfterBreak="0">
     <w:nsid w:val="25ED2ADB"/>
     <w:multiLevelType w:val="multilevel"/>
     <w:tmpl w:val="948C40C6"/>
@@ -11356,7 +11901,7 @@
       </w:rPr>
     </w:lvl>
   </w:abstractNum>
-  <w:abstractNum w:abstractNumId="8" w15:restartNumberingAfterBreak="0">
+  <w:abstractNum w:abstractNumId="9" w15:restartNumberingAfterBreak="0">
     <w:nsid w:val="27EF2C7A"/>
     <w:multiLevelType w:val="multilevel"/>
     <w:tmpl w:val="00A40CE8"/>
@@ -11505,7 +12050,156 @@
       </w:rPr>
     </w:lvl>
   </w:abstractNum>
-  <w:abstractNum w:abstractNumId="9" w15:restartNumberingAfterBreak="0">
+  <w:abstractNum w:abstractNumId="10" w15:restartNumberingAfterBreak="0">
+    <w:nsid w:val="2A1513D5"/>
+    <w:multiLevelType w:val="multilevel"/>
+    <w:tmpl w:val="2D209776"/>
+    <w:lvl w:ilvl="0">
+      <w:start w:val="1"/>
+      <w:numFmt w:val="bullet"/>
+      <w:lvlText w:val=""/>
+      <w:lvlJc w:val="left"/>
+      <w:pPr>
+        <w:tabs>
+          <w:tab w:val="num" w:pos="720"/>
+        </w:tabs>
+        <w:ind w:left="720" w:hanging="360"/>
+      </w:pPr>
+      <w:rPr>
+        <w:rFonts w:ascii="Symbol" w:hAnsi="Symbol" w:hint="default"/>
+        <w:sz w:val="20"/>
+      </w:rPr>
+    </w:lvl>
+    <w:lvl w:ilvl="1" w:tentative="1">
+      <w:start w:val="1"/>
+      <w:numFmt w:val="bullet"/>
+      <w:lvlText w:val="o"/>
+      <w:lvlJc w:val="left"/>
+      <w:pPr>
+        <w:tabs>
+          <w:tab w:val="num" w:pos="1440"/>
+        </w:tabs>
+        <w:ind w:left="1440" w:hanging="360"/>
+      </w:pPr>
+      <w:rPr>
+        <w:rFonts w:ascii="Courier New" w:hAnsi="Courier New" w:hint="default"/>
+        <w:sz w:val="20"/>
+      </w:rPr>
+    </w:lvl>
+    <w:lvl w:ilvl="2" w:tentative="1">
+      <w:start w:val="1"/>
+      <w:numFmt w:val="bullet"/>
+      <w:lvlText w:val=""/>
+      <w:lvlJc w:val="left"/>
+      <w:pPr>
+        <w:tabs>
+          <w:tab w:val="num" w:pos="2160"/>
+        </w:tabs>
+        <w:ind w:left="2160" w:hanging="360"/>
+      </w:pPr>
+      <w:rPr>
+        <w:rFonts w:ascii="Wingdings" w:hAnsi="Wingdings" w:hint="default"/>
+        <w:sz w:val="20"/>
+      </w:rPr>
+    </w:lvl>
+    <w:lvl w:ilvl="3" w:tentative="1">
+      <w:start w:val="1"/>
+      <w:numFmt w:val="bullet"/>
+      <w:lvlText w:val=""/>
+      <w:lvlJc w:val="left"/>
+      <w:pPr>
+        <w:tabs>
+          <w:tab w:val="num" w:pos="2880"/>
+        </w:tabs>
+        <w:ind w:left="2880" w:hanging="360"/>
+      </w:pPr>
+      <w:rPr>
+        <w:rFonts w:ascii="Wingdings" w:hAnsi="Wingdings" w:hint="default"/>
+        <w:sz w:val="20"/>
+      </w:rPr>
+    </w:lvl>
+    <w:lvl w:ilvl="4" w:tentative="1">
+      <w:start w:val="1"/>
+      <w:numFmt w:val="bullet"/>
+      <w:lvlText w:val=""/>
+      <w:lvlJc w:val="left"/>
+      <w:pPr>
+        <w:tabs>
+          <w:tab w:val="num" w:pos="3600"/>
+        </w:tabs>
+        <w:ind w:left="3600" w:hanging="360"/>
+      </w:pPr>
+      <w:rPr>
+        <w:rFonts w:ascii="Wingdings" w:hAnsi="Wingdings" w:hint="default"/>
+        <w:sz w:val="20"/>
+      </w:rPr>
+    </w:lvl>
+    <w:lvl w:ilvl="5" w:tentative="1">
+      <w:start w:val="1"/>
+      <w:numFmt w:val="bullet"/>
+      <w:lvlText w:val=""/>
+      <w:lvlJc w:val="left"/>
+      <w:pPr>
+        <w:tabs>
+          <w:tab w:val="num" w:pos="4320"/>
+        </w:tabs>
+        <w:ind w:left="4320" w:hanging="360"/>
+      </w:pPr>
+      <w:rPr>
+        <w:rFonts w:ascii="Wingdings" w:hAnsi="Wingdings" w:hint="default"/>
+        <w:sz w:val="20"/>
+      </w:rPr>
+    </w:lvl>
+    <w:lvl w:ilvl="6" w:tentative="1">
+      <w:start w:val="1"/>
+      <w:numFmt w:val="bullet"/>
+      <w:lvlText w:val=""/>
+      <w:lvlJc w:val="left"/>
+      <w:pPr>
+        <w:tabs>
+          <w:tab w:val="num" w:pos="5040"/>
+        </w:tabs>
+        <w:ind w:left="5040" w:hanging="360"/>
+      </w:pPr>
+      <w:rPr>
+        <w:rFonts w:ascii="Wingdings" w:hAnsi="Wingdings" w:hint="default"/>
+        <w:sz w:val="20"/>
+      </w:rPr>
+    </w:lvl>
+    <w:lvl w:ilvl="7" w:tentative="1">
+      <w:start w:val="1"/>
+      <w:numFmt w:val="bullet"/>
+      <w:lvlText w:val=""/>
+      <w:lvlJc w:val="left"/>
+      <w:pPr>
+        <w:tabs>
+          <w:tab w:val="num" w:pos="5760"/>
+        </w:tabs>
+        <w:ind w:left="5760" w:hanging="360"/>
+      </w:pPr>
+      <w:rPr>
+        <w:rFonts w:ascii="Wingdings" w:hAnsi="Wingdings" w:hint="default"/>
+        <w:sz w:val="20"/>
+      </w:rPr>
+    </w:lvl>
+    <w:lvl w:ilvl="8" w:tentative="1">
+      <w:start w:val="1"/>
+      <w:numFmt w:val="bullet"/>
+      <w:lvlText w:val=""/>
+      <w:lvlJc w:val="left"/>
+      <w:pPr>
+        <w:tabs>
+          <w:tab w:val="num" w:pos="6480"/>
+        </w:tabs>
+        <w:ind w:left="6480" w:hanging="360"/>
+      </w:pPr>
+      <w:rPr>
+        <w:rFonts w:ascii="Wingdings" w:hAnsi="Wingdings" w:hint="default"/>
+        <w:sz w:val="20"/>
+      </w:rPr>
+    </w:lvl>
+  </w:abstractNum>
+  <w:abstractNum w:abstractNumId="11" w15:restartNumberingAfterBreak="0">
     <w:nsid w:val="2C0573F4"/>
     <w:multiLevelType w:val="multilevel"/>
     <w:tmpl w:val="584CE94A"/>
@@ -11654,7 +12348,7 @@
       </w:rPr>
     </w:lvl>
   </w:abstractNum>
-  <w:abstractNum w:abstractNumId="10" w15:restartNumberingAfterBreak="0">
+  <w:abstractNum w:abstractNumId="12" w15:restartNumberingAfterBreak="0">
     <w:nsid w:val="2C9D43EE"/>
     <w:multiLevelType w:val="multilevel"/>
     <w:tmpl w:val="7F2E96F8"/>
@@ -11803,7 +12497,156 @@
       </w:rPr>
     </w:lvl>
   </w:abstractNum>
-  <w:abstractNum w:abstractNumId="11" w15:restartNumberingAfterBreak="0">
+  <w:abstractNum w:abstractNumId="13" w15:restartNumberingAfterBreak="0">
+    <w:nsid w:val="36522CAB"/>
+    <w:multiLevelType w:val="multilevel"/>
+    <w:tmpl w:val="9D0C735C"/>
+    <w:lvl w:ilvl="0">
+      <w:start w:val="1"/>
+      <w:numFmt w:val="bullet"/>
+      <w:lvlText w:val=""/>
+      <w:lvlJc w:val="left"/>
+      <w:pPr>
+        <w:tabs>
+          <w:tab w:val="num" w:pos="720"/>
+        </w:tabs>
+        <w:ind w:left="720" w:hanging="360"/>
+      </w:pPr>
+      <w:rPr>
+        <w:rFonts w:ascii="Symbol" w:hAnsi="Symbol" w:hint="default"/>
+        <w:sz w:val="20"/>
+      </w:rPr>
+    </w:lvl>
+    <w:lvl w:ilvl="1" w:tentative="1">
+      <w:start w:val="1"/>
+      <w:numFmt w:val="bullet"/>
+      <w:lvlText w:val="o"/>
+      <w:lvlJc w:val="left"/>
+      <w:pPr>
+        <w:tabs>
+          <w:tab w:val="num" w:pos="1440"/>
+        </w:tabs>
+        <w:ind w:left="1440" w:hanging="360"/>
+      </w:pPr>
+      <w:rPr>
+        <w:rFonts w:ascii="Courier New" w:hAnsi="Courier New" w:hint="default"/>
+        <w:sz w:val="20"/>
+      </w:rPr>
+    </w:lvl>
+    <w:lvl w:ilvl="2" w:tentative="1">
+      <w:start w:val="1"/>
+      <w:numFmt w:val="bullet"/>
+      <w:lvlText w:val=""/>
+      <w:lvlJc w:val="left"/>
+      <w:pPr>
+        <w:tabs>
+          <w:tab w:val="num" w:pos="2160"/>
+        </w:tabs>
+        <w:ind w:left="2160" w:hanging="360"/>
+      </w:pPr>
+      <w:rPr>
+        <w:rFonts w:ascii="Wingdings" w:hAnsi="Wingdings" w:hint="default"/>
+        <w:sz w:val="20"/>
+      </w:rPr>
+    </w:lvl>
+    <w:lvl w:ilvl="3" w:tentative="1">
+      <w:start w:val="1"/>
+      <w:numFmt w:val="bullet"/>
+      <w:lvlText w:val=""/>
+      <w:lvlJc w:val="left"/>
+      <w:pPr>
+        <w:tabs>
+          <w:tab w:val="num" w:pos="2880"/>
+        </w:tabs>
+        <w:ind w:left="2880" w:hanging="360"/>
+      </w:pPr>
+      <w:rPr>
+        <w:rFonts w:ascii="Wingdings" w:hAnsi="Wingdings" w:hint="default"/>
+        <w:sz w:val="20"/>
+      </w:rPr>
+    </w:lvl>
+    <w:lvl w:ilvl="4" w:tentative="1">
+      <w:start w:val="1"/>
+      <w:numFmt w:val="bullet"/>
+      <w:lvlText w:val=""/>
+      <w:lvlJc w:val="left"/>
+      <w:pPr>
+        <w:tabs>
+          <w:tab w:val="num" w:pos="3600"/>
+        </w:tabs>
+        <w:ind w:left="3600" w:hanging="360"/>
+      </w:pPr>
+      <w:rPr>
+        <w:rFonts w:ascii="Wingdings" w:hAnsi="Wingdings" w:hint="default"/>
+        <w:sz w:val="20"/>
+      </w:rPr>
+    </w:lvl>
+    <w:lvl w:ilvl="5" w:tentative="1">
+      <w:start w:val="1"/>
+      <w:numFmt w:val="bullet"/>
+      <w:lvlText w:val=""/>
+      <w:lvlJc w:val="left"/>
+      <w:pPr>
+        <w:tabs>
+          <w:tab w:val="num" w:pos="4320"/>
+        </w:tabs>
+        <w:ind w:left="4320" w:hanging="360"/>
+      </w:pPr>
+      <w:rPr>
+        <w:rFonts w:ascii="Wingdings" w:hAnsi="Wingdings" w:hint="default"/>
+        <w:sz w:val="20"/>
+      </w:rPr>
+    </w:lvl>
+    <w:lvl w:ilvl="6" w:tentative="1">
+      <w:start w:val="1"/>
+      <w:numFmt w:val="bullet"/>
+      <w:lvlText w:val=""/>
+      <w:lvlJc w:val="left"/>
+      <w:pPr>
+        <w:tabs>
+          <w:tab w:val="num" w:pos="5040"/>
+        </w:tabs>
+        <w:ind w:left="5040" w:hanging="360"/>
+      </w:pPr>
+      <w:rPr>
+        <w:rFonts w:ascii="Wingdings" w:hAnsi="Wingdings" w:hint="default"/>
+        <w:sz w:val="20"/>
+      </w:rPr>
+    </w:lvl>
+    <w:lvl w:ilvl="7" w:tentative="1">
+      <w:start w:val="1"/>
+      <w:numFmt w:val="bullet"/>
+      <w:lvlText w:val=""/>
+      <w:lvlJc w:val="left"/>
+      <w:pPr>
+        <w:tabs>
+          <w:tab w:val="num" w:pos="5760"/>
+        </w:tabs>
+        <w:ind w:left="5760" w:hanging="360"/>
+      </w:pPr>
+      <w:rPr>
+        <w:rFonts w:ascii="Wingdings" w:hAnsi="Wingdings" w:hint="default"/>
+        <w:sz w:val="20"/>
+      </w:rPr>
+    </w:lvl>
+    <w:lvl w:ilvl="8" w:tentative="1">
+      <w:start w:val="1"/>
+      <w:numFmt w:val="bullet"/>
+      <w:lvlText w:val=""/>
+      <w:lvlJc w:val="left"/>
+      <w:pPr>
+        <w:tabs>
+          <w:tab w:val="num" w:pos="6480"/>
+        </w:tabs>
+        <w:ind w:left="6480" w:hanging="360"/>
+      </w:pPr>
+      <w:rPr>
+        <w:rFonts w:ascii="Wingdings" w:hAnsi="Wingdings" w:hint="default"/>
+        <w:sz w:val="20"/>
+      </w:rPr>
+    </w:lvl>
+  </w:abstractNum>
+  <w:abstractNum w:abstractNumId="14" w15:restartNumberingAfterBreak="0">
     <w:nsid w:val="3ABC7DE7"/>
     <w:multiLevelType w:val="multilevel"/>
     <w:tmpl w:val="B22E42E8"/>
@@ -11952,7 +12795,7 @@
       </w:rPr>
     </w:lvl>
   </w:abstractNum>
-  <w:abstractNum w:abstractNumId="12" w15:restartNumberingAfterBreak="0">
+  <w:abstractNum w:abstractNumId="15" w15:restartNumberingAfterBreak="0">
     <w:nsid w:val="40222751"/>
     <w:multiLevelType w:val="multilevel"/>
     <w:tmpl w:val="2A44B5EA"/>
@@ -12101,7 +12944,7 @@
       </w:rPr>
     </w:lvl>
   </w:abstractNum>
-  <w:abstractNum w:abstractNumId="13" w15:restartNumberingAfterBreak="0">
+  <w:abstractNum w:abstractNumId="16" w15:restartNumberingAfterBreak="0">
     <w:nsid w:val="438F7B0E"/>
     <w:multiLevelType w:val="multilevel"/>
     <w:tmpl w:val="16BA2B68"/>
@@ -12250,7 +13093,7 @@
       </w:rPr>
     </w:lvl>
   </w:abstractNum>
-  <w:abstractNum w:abstractNumId="14" w15:restartNumberingAfterBreak="0">
+  <w:abstractNum w:abstractNumId="17" w15:restartNumberingAfterBreak="0">
     <w:nsid w:val="448C6551"/>
     <w:multiLevelType w:val="multilevel"/>
     <w:tmpl w:val="5BFA0FB6"/>
@@ -12399,7 +13242,7 @@
       </w:rPr>
     </w:lvl>
   </w:abstractNum>
-  <w:abstractNum w:abstractNumId="15" w15:restartNumberingAfterBreak="0">
+  <w:abstractNum w:abstractNumId="18" w15:restartNumberingAfterBreak="0">
     <w:nsid w:val="46FD0D4C"/>
     <w:multiLevelType w:val="multilevel"/>
     <w:tmpl w:val="A06259FC"/>
@@ -12548,7 +13391,7 @@
       </w:rPr>
     </w:lvl>
   </w:abstractNum>
-  <w:abstractNum w:abstractNumId="16" w15:restartNumberingAfterBreak="0">
+  <w:abstractNum w:abstractNumId="19" w15:restartNumberingAfterBreak="0">
     <w:nsid w:val="4B500D3F"/>
     <w:multiLevelType w:val="multilevel"/>
     <w:tmpl w:val="9DE61246"/>
@@ -12697,7 +13540,7 @@
       </w:rPr>
     </w:lvl>
   </w:abstractNum>
-  <w:abstractNum w:abstractNumId="17" w15:restartNumberingAfterBreak="0">
+  <w:abstractNum w:abstractNumId="20" w15:restartNumberingAfterBreak="0">
     <w:nsid w:val="4E665894"/>
     <w:multiLevelType w:val="multilevel"/>
     <w:tmpl w:val="FC0AD12A"/>
@@ -12846,7 +13689,7 @@
       </w:rPr>
     </w:lvl>
   </w:abstractNum>
-  <w:abstractNum w:abstractNumId="18" w15:restartNumberingAfterBreak="0">
+  <w:abstractNum w:abstractNumId="21" w15:restartNumberingAfterBreak="0">
     <w:nsid w:val="4EAE362A"/>
     <w:multiLevelType w:val="multilevel"/>
     <w:tmpl w:val="4E486F9C"/>
@@ -12995,7 +13838,7 @@
       </w:rPr>
     </w:lvl>
   </w:abstractNum>
-  <w:abstractNum w:abstractNumId="19" w15:restartNumberingAfterBreak="0">
+  <w:abstractNum w:abstractNumId="22" w15:restartNumberingAfterBreak="0">
     <w:nsid w:val="513E7AFD"/>
     <w:multiLevelType w:val="multilevel"/>
     <w:tmpl w:val="0776B8EC"/>
@@ -13144,7 +13987,7 @@
       </w:rPr>
     </w:lvl>
   </w:abstractNum>
-  <w:abstractNum w:abstractNumId="20" w15:restartNumberingAfterBreak="0">
+  <w:abstractNum w:abstractNumId="23" w15:restartNumberingAfterBreak="0">
     <w:nsid w:val="52C357C4"/>
     <w:multiLevelType w:val="multilevel"/>
     <w:tmpl w:val="7CC880FC"/>
@@ -13293,7 +14136,7 @@
       </w:rPr>
     </w:lvl>
   </w:abstractNum>
-  <w:abstractNum w:abstractNumId="21" w15:restartNumberingAfterBreak="0">
+  <w:abstractNum w:abstractNumId="24" w15:restartNumberingAfterBreak="0">
     <w:nsid w:val="5C823E93"/>
     <w:multiLevelType w:val="multilevel"/>
     <w:tmpl w:val="C208248C"/>
@@ -13442,7 +14285,7 @@
       </w:rPr>
     </w:lvl>
   </w:abstractNum>
-  <w:abstractNum w:abstractNumId="22" w15:restartNumberingAfterBreak="0">
+  <w:abstractNum w:abstractNumId="25" w15:restartNumberingAfterBreak="0">
     <w:nsid w:val="602F41DE"/>
     <w:multiLevelType w:val="multilevel"/>
     <w:tmpl w:val="52027C8E"/>
@@ -13591,7 +14434,156 @@
       </w:rPr>
     </w:lvl>
   </w:abstractNum>
-  <w:abstractNum w:abstractNumId="23" w15:restartNumberingAfterBreak="0">
+  <w:abstractNum w:abstractNumId="26" w15:restartNumberingAfterBreak="0">
+    <w:nsid w:val="605E30D9"/>
+    <w:multiLevelType w:val="multilevel"/>
+    <w:tmpl w:val="3DC28884"/>
+    <w:lvl w:ilvl="0">
+      <w:start w:val="1"/>
+      <w:numFmt w:val="bullet"/>
+      <w:lvlText w:val=""/>
+      <w:lvlJc w:val="left"/>
+      <w:pPr>
+        <w:tabs>
+          <w:tab w:val="num" w:pos="720"/>
+        </w:tabs>
+        <w:ind w:left="720" w:hanging="360"/>
+      </w:pPr>
+      <w:rPr>
+        <w:rFonts w:ascii="Symbol" w:hAnsi="Symbol" w:hint="default"/>
+        <w:sz w:val="20"/>
+      </w:rPr>
+    </w:lvl>
+    <w:lvl w:ilvl="1" w:tentative="1">
+      <w:start w:val="1"/>
+      <w:numFmt w:val="bullet"/>
+      <w:lvlText w:val="o"/>
+      <w:lvlJc w:val="left"/>
+      <w:pPr>
+        <w:tabs>
+          <w:tab w:val="num" w:pos="1440"/>
+        </w:tabs>
+        <w:ind w:left="1440" w:hanging="360"/>
+      </w:pPr>
+      <w:rPr>
+        <w:rFonts w:ascii="Courier New" w:hAnsi="Courier New" w:hint="default"/>
+        <w:sz w:val="20"/>
+      </w:rPr>
+    </w:lvl>
+    <w:lvl w:ilvl="2" w:tentative="1">
+      <w:start w:val="1"/>
+      <w:numFmt w:val="bullet"/>
+      <w:lvlText w:val=""/>
+      <w:lvlJc w:val="left"/>
+      <w:pPr>
+        <w:tabs>
+          <w:tab w:val="num" w:pos="2160"/>
+        </w:tabs>
+        <w:ind w:left="2160" w:hanging="360"/>
+      </w:pPr>
+      <w:rPr>
+        <w:rFonts w:ascii="Wingdings" w:hAnsi="Wingdings" w:hint="default"/>
+        <w:sz w:val="20"/>
+      </w:rPr>
+    </w:lvl>
+    <w:lvl w:ilvl="3" w:tentative="1">
+      <w:start w:val="1"/>
+      <w:numFmt w:val="bullet"/>
+      <w:lvlText w:val=""/>
+      <w:lvlJc w:val="left"/>
+      <w:pPr>
+        <w:tabs>
+          <w:tab w:val="num" w:pos="2880"/>
+        </w:tabs>
+        <w:ind w:left="2880" w:hanging="360"/>
+      </w:pPr>
+      <w:rPr>
+        <w:rFonts w:ascii="Wingdings" w:hAnsi="Wingdings" w:hint="default"/>
+        <w:sz w:val="20"/>
+      </w:rPr>
+    </w:lvl>
+    <w:lvl w:ilvl="4" w:tentative="1">
+      <w:start w:val="1"/>
+      <w:numFmt w:val="bullet"/>
+      <w:lvlText w:val=""/>
+      <w:lvlJc w:val="left"/>
+      <w:pPr>
+        <w:tabs>
+          <w:tab w:val="num" w:pos="3600"/>
+        </w:tabs>
+        <w:ind w:left="3600" w:hanging="360"/>
+      </w:pPr>
+      <w:rPr>
+        <w:rFonts w:ascii="Wingdings" w:hAnsi="Wingdings" w:hint="default"/>
+        <w:sz w:val="20"/>
+      </w:rPr>
+    </w:lvl>
+    <w:lvl w:ilvl="5" w:tentative="1">
+      <w:start w:val="1"/>
+      <w:numFmt w:val="bullet"/>
+      <w:lvlText w:val=""/>
+      <w:lvlJc w:val="left"/>
+      <w:pPr>
+        <w:tabs>
+          <w:tab w:val="num" w:pos="4320"/>
+        </w:tabs>
+        <w:ind w:left="4320" w:hanging="360"/>
+      </w:pPr>
+      <w:rPr>
+        <w:rFonts w:ascii="Wingdings" w:hAnsi="Wingdings" w:hint="default"/>
+        <w:sz w:val="20"/>
+      </w:rPr>
+    </w:lvl>
+    <w:lvl w:ilvl="6" w:tentative="1">
+      <w:start w:val="1"/>
+      <w:numFmt w:val="bullet"/>
+      <w:lvlText w:val=""/>
+      <w:lvlJc w:val="left"/>
+      <w:pPr>
+        <w:tabs>
+          <w:tab w:val="num" w:pos="5040"/>
+        </w:tabs>
+        <w:ind w:left="5040" w:hanging="360"/>
+      </w:pPr>
+      <w:rPr>
+        <w:rFonts w:ascii="Wingdings" w:hAnsi="Wingdings" w:hint="default"/>
+        <w:sz w:val="20"/>
+      </w:rPr>
+    </w:lvl>
+    <w:lvl w:ilvl="7" w:tentative="1">
+      <w:start w:val="1"/>
+      <w:numFmt w:val="bullet"/>
+      <w:lvlText w:val=""/>
+      <w:lvlJc w:val="left"/>
+      <w:pPr>
+        <w:tabs>
+          <w:tab w:val="num" w:pos="5760"/>
+        </w:tabs>
+        <w:ind w:left="5760" w:hanging="360"/>
+      </w:pPr>
+      <w:rPr>
+        <w:rFonts w:ascii="Wingdings" w:hAnsi="Wingdings" w:hint="default"/>
+        <w:sz w:val="20"/>
+      </w:rPr>
+    </w:lvl>
+    <w:lvl w:ilvl="8" w:tentative="1">
+      <w:start w:val="1"/>
+      <w:numFmt w:val="bullet"/>
+      <w:lvlText w:val=""/>
+      <w:lvlJc w:val="left"/>
+      <w:pPr>
+        <w:tabs>
+          <w:tab w:val="num" w:pos="6480"/>
+        </w:tabs>
+        <w:ind w:left="6480" w:hanging="360"/>
+      </w:pPr>
+      <w:rPr>
+        <w:rFonts w:ascii="Wingdings" w:hAnsi="Wingdings" w:hint="default"/>
+        <w:sz w:val="20"/>
+      </w:rPr>
+    </w:lvl>
+  </w:abstractNum>
+  <w:abstractNum w:abstractNumId="27" w15:restartNumberingAfterBreak="0">
     <w:nsid w:val="66DD7A36"/>
     <w:multiLevelType w:val="multilevel"/>
     <w:tmpl w:val="5B845914"/>
@@ -13740,7 +14732,7 @@
       </w:rPr>
     </w:lvl>
   </w:abstractNum>
-  <w:abstractNum w:abstractNumId="24" w15:restartNumberingAfterBreak="0">
+  <w:abstractNum w:abstractNumId="28" w15:restartNumberingAfterBreak="0">
     <w:nsid w:val="66DE308B"/>
     <w:multiLevelType w:val="multilevel"/>
     <w:tmpl w:val="16D89E9C"/>
@@ -13889,7 +14881,7 @@
       </w:rPr>
     </w:lvl>
   </w:abstractNum>
-  <w:abstractNum w:abstractNumId="25" w15:restartNumberingAfterBreak="0">
+  <w:abstractNum w:abstractNumId="29" w15:restartNumberingAfterBreak="0">
     <w:nsid w:val="66FE6B1E"/>
     <w:multiLevelType w:val="multilevel"/>
     <w:tmpl w:val="615EDD18"/>
@@ -14038,7 +15030,7 @@
       </w:rPr>
     </w:lvl>
   </w:abstractNum>
-  <w:abstractNum w:abstractNumId="26" w15:restartNumberingAfterBreak="0">
+  <w:abstractNum w:abstractNumId="30" w15:restartNumberingAfterBreak="0">
     <w:nsid w:val="677549D5"/>
     <w:multiLevelType w:val="multilevel"/>
     <w:tmpl w:val="5A1EC692"/>
@@ -14187,7 +15179,7 @@
       </w:rPr>
     </w:lvl>
   </w:abstractNum>
-  <w:abstractNum w:abstractNumId="27" w15:restartNumberingAfterBreak="0">
+  <w:abstractNum w:abstractNumId="31" w15:restartNumberingAfterBreak="0">
     <w:nsid w:val="6E091E3B"/>
     <w:multiLevelType w:val="multilevel"/>
     <w:tmpl w:val="C7966CF6"/>
@@ -14336,7 +15328,7 @@
       </w:rPr>
     </w:lvl>
   </w:abstractNum>
-  <w:abstractNum w:abstractNumId="28" w15:restartNumberingAfterBreak="0">
+  <w:abstractNum w:abstractNumId="32" w15:restartNumberingAfterBreak="0">
     <w:nsid w:val="6EEB0843"/>
     <w:multiLevelType w:val="multilevel"/>
     <w:tmpl w:val="20FA9280"/>
@@ -14485,7 +15477,7 @@
       </w:rPr>
     </w:lvl>
   </w:abstractNum>
-  <w:abstractNum w:abstractNumId="29" w15:restartNumberingAfterBreak="0">
+  <w:abstractNum w:abstractNumId="33" w15:restartNumberingAfterBreak="0">
     <w:nsid w:val="70B10A58"/>
     <w:multiLevelType w:val="multilevel"/>
     <w:tmpl w:val="EA484D22"/>
@@ -14634,7 +15626,7 @@
       </w:rPr>
     </w:lvl>
   </w:abstractNum>
-  <w:abstractNum w:abstractNumId="30" w15:restartNumberingAfterBreak="0">
+  <w:abstractNum w:abstractNumId="34" w15:restartNumberingAfterBreak="0">
     <w:nsid w:val="719F281D"/>
     <w:multiLevelType w:val="multilevel"/>
     <w:tmpl w:val="54F25D32"/>
@@ -14783,7 +15775,7 @@
       </w:rPr>
     </w:lvl>
   </w:abstractNum>
-  <w:abstractNum w:abstractNumId="31" w15:restartNumberingAfterBreak="0">
+  <w:abstractNum w:abstractNumId="35" w15:restartNumberingAfterBreak="0">
     <w:nsid w:val="723F209F"/>
     <w:multiLevelType w:val="multilevel"/>
     <w:tmpl w:val="50124776"/>
@@ -14932,7 +15924,7 @@
       </w:rPr>
     </w:lvl>
   </w:abstractNum>
-  <w:abstractNum w:abstractNumId="32" w15:restartNumberingAfterBreak="0">
+  <w:abstractNum w:abstractNumId="36" w15:restartNumberingAfterBreak="0">
     <w:nsid w:val="760A1FDE"/>
     <w:multiLevelType w:val="multilevel"/>
     <w:tmpl w:val="69567F38"/>
@@ -15081,7 +16073,7 @@
       </w:rPr>
     </w:lvl>
   </w:abstractNum>
-  <w:abstractNum w:abstractNumId="33" w15:restartNumberingAfterBreak="0">
+  <w:abstractNum w:abstractNumId="37" w15:restartNumberingAfterBreak="0">
     <w:nsid w:val="784E1455"/>
     <w:multiLevelType w:val="multilevel"/>
     <w:tmpl w:val="67DA87E8"/>
@@ -15230,7 +16222,7 @@
       </w:rPr>
     </w:lvl>
   </w:abstractNum>
-  <w:abstractNum w:abstractNumId="34" w15:restartNumberingAfterBreak="0">
+  <w:abstractNum w:abstractNumId="38" w15:restartNumberingAfterBreak="0">
     <w:nsid w:val="79632C8C"/>
     <w:multiLevelType w:val="multilevel"/>
     <w:tmpl w:val="7EC26498"/>
@@ -15380,109 +16372,121 @@
     </w:lvl>
   </w:abstractNum>
   <w:num w:numId="1" w16cid:durableId="28771065">
+    <w:abstractNumId w:val="35"/>
+  </w:num>
+  <w:num w:numId="2" w16cid:durableId="549341687">
+    <w:abstractNumId w:val="12"/>
+  </w:num>
+  <w:num w:numId="3" w16cid:durableId="1639265065">
+    <w:abstractNumId w:val="16"/>
+  </w:num>
+  <w:num w:numId="4" w16cid:durableId="1297102008">
+    <w:abstractNumId w:val="33"/>
+  </w:num>
+  <w:num w:numId="5" w16cid:durableId="389501060">
+    <w:abstractNumId w:val="14"/>
+  </w:num>
+  <w:num w:numId="6" w16cid:durableId="283536692">
+    <w:abstractNumId w:val="4"/>
+  </w:num>
+  <w:num w:numId="7" w16cid:durableId="1017463564">
+    <w:abstractNumId w:val="9"/>
+  </w:num>
+  <w:num w:numId="8" w16cid:durableId="1464040757">
+    <w:abstractNumId w:val="32"/>
+  </w:num>
+  <w:num w:numId="9" w16cid:durableId="685520818">
+    <w:abstractNumId w:val="6"/>
+  </w:num>
+  <w:num w:numId="10" w16cid:durableId="833689207">
+    <w:abstractNumId w:val="28"/>
+  </w:num>
+  <w:num w:numId="11" w16cid:durableId="549927001">
+    <w:abstractNumId w:val="2"/>
+  </w:num>
+  <w:num w:numId="12" w16cid:durableId="908005735">
+    <w:abstractNumId w:val="29"/>
+  </w:num>
+  <w:num w:numId="13" w16cid:durableId="261381322">
+    <w:abstractNumId w:val="17"/>
+  </w:num>
+  <w:num w:numId="14" w16cid:durableId="1385135844">
+    <w:abstractNumId w:val="38"/>
+  </w:num>
+  <w:num w:numId="15" w16cid:durableId="852649261">
+    <w:abstractNumId w:val="15"/>
+  </w:num>
+  <w:num w:numId="16" w16cid:durableId="1522860794">
+    <w:abstractNumId w:val="18"/>
+  </w:num>
+  <w:num w:numId="17" w16cid:durableId="1745107770">
+    <w:abstractNumId w:val="27"/>
+  </w:num>
+  <w:num w:numId="18" w16cid:durableId="1758596295">
+    <w:abstractNumId w:val="34"/>
+  </w:num>
+  <w:num w:numId="19" w16cid:durableId="677316730">
+    <w:abstractNumId w:val="21"/>
+  </w:num>
+  <w:num w:numId="20" w16cid:durableId="1507132496">
     <w:abstractNumId w:val="31"/>
   </w:num>
-  <w:num w:numId="2" w16cid:durableId="549341687">
-    <w:abstractNumId w:val="10"/>
+  <w:num w:numId="21" w16cid:durableId="448160780">
+    <w:abstractNumId w:val="7"/>
   </w:num>
-  <w:num w:numId="3" w16cid:durableId="1639265065">
-    <w:abstractNumId w:val="13"/>
+  <w:num w:numId="22" w16cid:durableId="1670017070">
+    <w:abstractNumId w:val="25"/>
   </w:num>
-  <w:num w:numId="4" w16cid:durableId="1297102008">
-    <w:abstractNumId w:val="29"/>
+  <w:num w:numId="23" w16cid:durableId="1959143324">
+    <w:abstractNumId w:val="36"/>
   </w:num>
-  <w:num w:numId="5" w16cid:durableId="389501060">
-    <w:abstractNumId w:val="11"/>
+  <w:num w:numId="24" w16cid:durableId="965431960">
+    <w:abstractNumId w:val="24"/>
   </w:num>
-  <w:num w:numId="6" w16cid:durableId="283536692">
+  <w:num w:numId="25" w16cid:durableId="1966082047">
+    <w:abstractNumId w:val="20"/>
+  </w:num>
+  <w:num w:numId="26" w16cid:durableId="1085146368">
+    <w:abstractNumId w:val="30"/>
+  </w:num>
+  <w:num w:numId="27" w16cid:durableId="467942842">
+    <w:abstractNumId w:val="8"/>
+  </w:num>
+  <w:num w:numId="28" w16cid:durableId="1471754170">
+    <w:abstractNumId w:val="23"/>
+  </w:num>
+  <w:num w:numId="29" w16cid:durableId="23019620">
+    <w:abstractNumId w:val="5"/>
+  </w:num>
+  <w:num w:numId="30" w16cid:durableId="287856010">
     <w:abstractNumId w:val="3"/>
   </w:num>
-  <w:num w:numId="7" w16cid:durableId="1017463564">
-    <w:abstractNumId w:val="8"/>
-  </w:num>
-  <w:num w:numId="8" w16cid:durableId="1464040757">
-    <w:abstractNumId w:val="28"/>
-  </w:num>
-  <w:num w:numId="9" w16cid:durableId="685520818">
-    <w:abstractNumId w:val="5"/>
-  </w:num>
-  <w:num w:numId="10" w16cid:durableId="833689207">
-    <w:abstractNumId w:val="24"/>
-  </w:num>
-  <w:num w:numId="11" w16cid:durableId="549927001">
-    <w:abstractNumId w:val="1"/>
-  </w:num>
-  <w:num w:numId="12" w16cid:durableId="908005735">
-    <w:abstractNumId w:val="25"/>
-  </w:num>
-  <w:num w:numId="13" w16cid:durableId="261381322">
-    <w:abstractNumId w:val="14"/>
-  </w:num>
-  <w:num w:numId="14" w16cid:durableId="1385135844">
-    <w:abstractNumId w:val="34"/>
-  </w:num>
-  <w:num w:numId="15" w16cid:durableId="852649261">
-    <w:abstractNumId w:val="12"/>
-  </w:num>
-  <w:num w:numId="16" w16cid:durableId="1522860794">
-    <w:abstractNumId w:val="15"/>
-  </w:num>
-  <w:num w:numId="17" w16cid:durableId="1745107770">
-    <w:abstractNumId w:val="23"/>
-  </w:num>
-  <w:num w:numId="18" w16cid:durableId="1758596295">
-    <w:abstractNumId w:val="30"/>
-  </w:num>
-  <w:num w:numId="19" w16cid:durableId="677316730">
-    <w:abstractNumId w:val="18"/>
-  </w:num>
-  <w:num w:numId="20" w16cid:durableId="1507132496">
-    <w:abstractNumId w:val="27"/>
-  </w:num>
-  <w:num w:numId="21" w16cid:durableId="448160780">
-    <w:abstractNumId w:val="6"/>
-  </w:num>
-  <w:num w:numId="22" w16cid:durableId="1670017070">
-    <w:abstractNumId w:val="22"/>
-  </w:num>
-  <w:num w:numId="23" w16cid:durableId="1959143324">
-    <w:abstractNumId w:val="32"/>
-  </w:num>
-  <w:num w:numId="24" w16cid:durableId="965431960">
-    <w:abstractNumId w:val="21"/>
-  </w:num>
-  <w:num w:numId="25" w16cid:durableId="1966082047">
-    <w:abstractNumId w:val="17"/>
-  </w:num>
-  <w:num w:numId="26" w16cid:durableId="1085146368">
-    <w:abstractNumId w:val="26"/>
-  </w:num>
-  <w:num w:numId="27" w16cid:durableId="467942842">
-    <w:abstractNumId w:val="7"/>
-  </w:num>
-  <w:num w:numId="28" w16cid:durableId="1471754170">
-    <w:abstractNumId w:val="20"/>
-  </w:num>
-  <w:num w:numId="29" w16cid:durableId="23019620">
-    <w:abstractNumId w:val="4"/>
-  </w:num>
-  <w:num w:numId="30" w16cid:durableId="287856010">
-    <w:abstractNumId w:val="2"/>
-  </w:num>
   <w:num w:numId="31" w16cid:durableId="1047607545">
-    <w:abstractNumId w:val="16"/>
+    <w:abstractNumId w:val="19"/>
   </w:num>
   <w:num w:numId="32" w16cid:durableId="1916625084">
     <w:abstractNumId w:val="0"/>
   </w:num>
   <w:num w:numId="33" w16cid:durableId="677539178">
-    <w:abstractNumId w:val="33"/>
+    <w:abstractNumId w:val="37"/>
   </w:num>
   <w:num w:numId="34" w16cid:durableId="1847287711">
-    <w:abstractNumId w:val="19"/>
+    <w:abstractNumId w:val="22"/>
   </w:num>
   <w:num w:numId="35" w16cid:durableId="511727255">
-    <w:abstractNumId w:val="9"/>
+    <w:abstractNumId w:val="11"/>
+  </w:num>
+  <w:num w:numId="36" w16cid:durableId="2083981968">
+    <w:abstractNumId w:val="13"/>
+  </w:num>
+  <w:num w:numId="37" w16cid:durableId="1821849156">
+    <w:abstractNumId w:val="26"/>
+  </w:num>
+  <w:num w:numId="38" w16cid:durableId="1132597469">
+    <w:abstractNumId w:val="1"/>
+  </w:num>
+  <w:num w:numId="39" w16cid:durableId="438377268">
+    <w:abstractNumId w:val="10"/>
   </w:num>
 </w:numbering>
 </file>
